--- a/sorting.docx
+++ b/sorting.docx
@@ -767,163 +767,159 @@
           <w:bCs/>
         </w:rPr>
       </w:pPr>
-      <w:r>
-        <w:rPr>
-          <w:b/>
-          <w:bCs/>
-        </w:rPr>
-        <w:t>2 arr</w:t>
-      </w:r>
-    </w:p>
-    <w:p>
-      <w:r>
-        <w:t>public void merge(int[] nums, int l, int mid, int r) {</w:t>
-      </w:r>
-    </w:p>
-    <w:p>
-      <w:r>
-        <w:t xml:space="preserve">    int n1 = mid - l + 1;</w:t>
-      </w:r>
-    </w:p>
-    <w:p>
-      <w:r>
-        <w:t xml:space="preserve">    int n2 = r - mid;</w:t>
-      </w:r>
-    </w:p>
-    <w:p/>
-    <w:p>
-      <w:r>
-        <w:t xml:space="preserve">    int[] left = new int[n1];</w:t>
-      </w:r>
-    </w:p>
-    <w:p>
-      <w:r>
-        <w:t xml:space="preserve">    int[] right = new int[n2];</w:t>
-      </w:r>
-    </w:p>
-    <w:p/>
-    <w:p>
-      <w:r>
-        <w:t xml:space="preserve">    // Copy data into left array</w:t>
-      </w:r>
-    </w:p>
-    <w:p>
-      <w:r>
-        <w:t xml:space="preserve">    for (int i = 0; i &lt; n1; i++) </w:t>
-      </w:r>
-    </w:p>
-    <w:p>
-      <w:r>
-        <w:t xml:space="preserve">        left[i] = nums[l + i];</w:t>
-      </w:r>
-    </w:p>
-    <w:p>
-      <w:r>
-        <w:t xml:space="preserve">  </w:t>
-      </w:r>
-    </w:p>
-    <w:p>
-      <w:r>
-        <w:t xml:space="preserve">    // Copy data into right array</w:t>
-      </w:r>
-    </w:p>
-    <w:p>
-      <w:r>
-        <w:t xml:space="preserve">    for (int j = 0; j &lt; n2; j++)</w:t>
-      </w:r>
-    </w:p>
-    <w:p>
-      <w:r>
-        <w:t xml:space="preserve">        right[j] = nums[mid + 1 + j];</w:t>
-      </w:r>
-    </w:p>
-    <w:p/>
-    <w:p>
-      <w:r>
-        <w:t xml:space="preserve">    int i = 0, j = 0, k = l;</w:t>
-      </w:r>
-    </w:p>
-    <w:p/>
-    <w:p/>
-    <w:p>
-      <w:r>
-        <w:t xml:space="preserve">    while (i &lt; n1 &amp;&amp; j &lt; n2) {</w:t>
-      </w:r>
-    </w:p>
-    <w:p>
-      <w:r>
-        <w:lastRenderedPageBreak/>
-        <w:t xml:space="preserve">        if (left[i] &lt;= right[j]) </w:t>
-      </w:r>
-    </w:p>
-    <w:p>
-      <w:r>
-        <w:t xml:space="preserve">            nums[k++] = left[i++];</w:t>
-      </w:r>
-    </w:p>
-    <w:p>
-      <w:r>
-        <w:t xml:space="preserve">        else </w:t>
-      </w:r>
-    </w:p>
-    <w:p>
-      <w:r>
-        <w:t xml:space="preserve">            nums[k++] = right[j++];</w:t>
-      </w:r>
-    </w:p>
-    <w:p>
-      <w:r>
-        <w:t xml:space="preserve">    }</w:t>
-      </w:r>
-    </w:p>
-    <w:p>
-      <w:r>
-        <w:t xml:space="preserve">    while (i &lt; n1)</w:t>
-      </w:r>
-    </w:p>
-    <w:p>
-      <w:r>
-        <w:t xml:space="preserve">        nums[k++] = left[i++];</w:t>
-      </w:r>
-    </w:p>
-    <w:p/>
-    <w:p>
-      <w:pPr>
-        <w:tabs>
-          <w:tab w:val="left" w:pos="2178"/>
-        </w:tabs>
-      </w:pPr>
-      <w:r>
-        <w:t xml:space="preserve">    while (j &lt; n2) </w:t>
-      </w:r>
-    </w:p>
-    <w:p>
-      <w:r>
-        <w:t xml:space="preserve">        nums[k++] = right[j++];</w:t>
-      </w:r>
-    </w:p>
-    <w:p>
-      <w:r>
-        <w:t>}</w:t>
-      </w:r>
-    </w:p>
-    <w:p/>
-    <w:p/>
-    <w:p/>
-    <w:p/>
-    <w:p/>
-    <w:p/>
-    <w:p/>
-    <w:p/>
-    <w:p/>
-    <w:p/>
-    <w:p/>
-    <w:p/>
-    <w:p/>
-    <w:p/>
-    <w:p/>
-    <w:p/>
-    <w:p/>
+    </w:p>
+    <w:p>
+      <w:pPr>
+        <w:rPr>
+          <w:b/>
+          <w:bCs/>
+        </w:rPr>
+      </w:pPr>
+    </w:p>
+    <w:p>
+      <w:pPr>
+        <w:rPr>
+          <w:b/>
+          <w:bCs/>
+        </w:rPr>
+      </w:pPr>
+    </w:p>
+    <w:p>
+      <w:pPr>
+        <w:rPr>
+          <w:b/>
+          <w:bCs/>
+        </w:rPr>
+      </w:pPr>
+    </w:p>
+    <w:p>
+      <w:pPr>
+        <w:rPr>
+          <w:b/>
+          <w:bCs/>
+        </w:rPr>
+      </w:pPr>
+    </w:p>
+    <w:p>
+      <w:pPr>
+        <w:rPr>
+          <w:b/>
+          <w:bCs/>
+        </w:rPr>
+      </w:pPr>
+    </w:p>
+    <w:p>
+      <w:pPr>
+        <w:rPr>
+          <w:b/>
+          <w:bCs/>
+        </w:rPr>
+      </w:pPr>
+    </w:p>
+    <w:p>
+      <w:pPr>
+        <w:rPr>
+          <w:b/>
+          <w:bCs/>
+        </w:rPr>
+      </w:pPr>
+    </w:p>
+    <w:p>
+      <w:pPr>
+        <w:rPr>
+          <w:b/>
+          <w:bCs/>
+        </w:rPr>
+      </w:pPr>
+    </w:p>
+    <w:p>
+      <w:pPr>
+        <w:rPr>
+          <w:b/>
+          <w:bCs/>
+        </w:rPr>
+      </w:pPr>
+    </w:p>
+    <w:p>
+      <w:pPr>
+        <w:rPr>
+          <w:b/>
+          <w:bCs/>
+        </w:rPr>
+      </w:pPr>
+    </w:p>
+    <w:p>
+      <w:pPr>
+        <w:rPr>
+          <w:b/>
+          <w:bCs/>
+        </w:rPr>
+      </w:pPr>
+    </w:p>
+    <w:p>
+      <w:pPr>
+        <w:rPr>
+          <w:b/>
+          <w:bCs/>
+        </w:rPr>
+      </w:pPr>
+    </w:p>
+    <w:p>
+      <w:pPr>
+        <w:rPr>
+          <w:b/>
+          <w:bCs/>
+        </w:rPr>
+      </w:pPr>
+    </w:p>
+    <w:p>
+      <w:pPr>
+        <w:rPr>
+          <w:b/>
+          <w:bCs/>
+        </w:rPr>
+      </w:pPr>
+    </w:p>
+    <w:p>
+      <w:pPr>
+        <w:rPr>
+          <w:b/>
+          <w:bCs/>
+        </w:rPr>
+      </w:pPr>
+    </w:p>
+    <w:p>
+      <w:pPr>
+        <w:rPr>
+          <w:b/>
+          <w:bCs/>
+        </w:rPr>
+      </w:pPr>
+    </w:p>
+    <w:p>
+      <w:pPr>
+        <w:rPr>
+          <w:b/>
+          <w:bCs/>
+        </w:rPr>
+      </w:pPr>
+    </w:p>
+    <w:p>
+      <w:pPr>
+        <w:rPr>
+          <w:b/>
+          <w:bCs/>
+        </w:rPr>
+      </w:pPr>
+    </w:p>
+    <w:p>
+      <w:pPr>
+        <w:rPr>
+          <w:b/>
+          <w:bCs/>
+        </w:rPr>
+      </w:pPr>
+    </w:p>
     <w:p>
       <w:pPr>
         <w:rPr>
@@ -1739,13 +1735,7 @@
     </w:p>
     <w:p>
       <w:r>
-        <w:t xml:space="preserve">    while(</w:t>
-      </w:r>
-      <w:r>
-        <w:t>exp&lt;=max</w:t>
-      </w:r>
-      <w:r>
-        <w:t>)</w:t>
+        <w:t xml:space="preserve">    while(exp&lt;=max)</w:t>
       </w:r>
     </w:p>
     <w:p>
@@ -1969,22 +1959,7 @@
         <w:t xml:space="preserve">        int[] count = new int[27];</w:t>
       </w:r>
       <w:r>
-        <w:t xml:space="preserve"> </w:t>
-      </w:r>
-      <w:r>
-        <w:t xml:space="preserve">        // 0 -&gt; no character</w:t>
-      </w:r>
-      <w:r>
-        <w:t xml:space="preserve"> </w:t>
-      </w:r>
-      <w:r>
-        <w:t xml:space="preserve">  </w:t>
-      </w:r>
-      <w:r>
-        <w:t>||</w:t>
-      </w:r>
-      <w:r>
-        <w:t xml:space="preserve"> 1-26 -&gt; a-z</w:t>
+        <w:t xml:space="preserve">         // 0 -&gt; no character   || 1-26 -&gt; a-z</w:t>
       </w:r>
     </w:p>
     <w:p/>
@@ -2256,10 +2231,7 @@
     </w:p>
     <w:p>
       <w:r>
-        <w:t xml:space="preserve">    for (ArrayList&lt;Integer&gt; bucket : buckets) </w:t>
-      </w:r>
-      <w:r>
-        <w:t>//sort bucket internally</w:t>
+        <w:t xml:space="preserve">    for (ArrayList&lt;Integer&gt; bucket : buckets) //sort bucket internally</w:t>
       </w:r>
     </w:p>
     <w:p>
@@ -2318,11 +2290,7 @@
     <w:p/>
     <w:p/>
     <w:p/>
-    <w:p>
-      <w:r>
-        <w:t>‘</w:t>
-      </w:r>
-    </w:p>
+    <w:p/>
     <w:p/>
     <w:p/>
     <w:p/>
@@ -2372,28 +2340,12 @@
     </w:p>
     <w:p>
       <w:r>
-        <w:t xml:space="preserve">    public int[] </w:t>
-      </w:r>
-      <w:proofErr w:type="spellStart"/>
-      <w:r>
-        <w:t>sortArray</w:t>
-      </w:r>
-      <w:proofErr w:type="spellEnd"/>
-      <w:r>
-        <w:t>(int[] nums) {</w:t>
-      </w:r>
-    </w:p>
-    <w:p>
-      <w:r>
-        <w:t>        for(int gap =  </w:t>
-      </w:r>
-      <w:proofErr w:type="spellStart"/>
-      <w:r>
-        <w:t>nums.length</w:t>
-      </w:r>
-      <w:proofErr w:type="spellEnd"/>
-      <w:r>
-        <w:t>/2 ; gap&gt;=1 ; gap/=2)</w:t>
+        <w:t>    public int[] sortArray(int[] nums) {</w:t>
+      </w:r>
+    </w:p>
+    <w:p>
+      <w:r>
+        <w:t>        for(int gap =  nums.length/2 ; gap&gt;=1 ; gap/=2)</w:t>
       </w:r>
     </w:p>
     <w:p>
@@ -2403,15 +2355,7 @@
     </w:p>
     <w:p>
       <w:r>
-        <w:t xml:space="preserve">            for(int j = gap ; j&lt; </w:t>
-      </w:r>
-      <w:proofErr w:type="spellStart"/>
-      <w:r>
-        <w:t>nums.length</w:t>
-      </w:r>
-      <w:proofErr w:type="spellEnd"/>
-      <w:r>
-        <w:t xml:space="preserve"> ; j++)</w:t>
+        <w:t>            for(int j = gap ; j&lt; nums.length ; j++)</w:t>
       </w:r>
     </w:p>
     <w:p>
@@ -2421,81 +2365,80 @@
     </w:p>
     <w:p>
       <w:r>
-        <w:t>                for(int i = j-gap ; i&gt;=0 ; i-=gap)</w:t>
-      </w:r>
-    </w:p>
-    <w:p>
-      <w:r>
-        <w:t>                {</w:t>
-      </w:r>
-    </w:p>
-    <w:p>
-      <w:r>
-        <w:t>                    if(nums[</w:t>
-      </w:r>
-      <w:proofErr w:type="spellStart"/>
-      <w:r>
-        <w:t>i+gap</w:t>
-      </w:r>
-      <w:proofErr w:type="spellEnd"/>
-      <w:r>
-        <w:t>]&gt;nums[i])</w:t>
-      </w:r>
-    </w:p>
-    <w:p>
-      <w:r>
-        <w:t>                        break;</w:t>
-      </w:r>
-    </w:p>
-    <w:p>
-      <w:r>
-        <w:t>                    else</w:t>
-      </w:r>
-    </w:p>
-    <w:p>
-      <w:r>
-        <w:t>                    {</w:t>
-      </w:r>
-    </w:p>
-    <w:p>
-      <w:r>
-        <w:t>                        int temp = nums[</w:t>
-      </w:r>
-      <w:proofErr w:type="spellStart"/>
-      <w:r>
-        <w:t>i+gap</w:t>
-      </w:r>
-      <w:proofErr w:type="spellEnd"/>
-      <w:r>
-        <w:t>];</w:t>
-      </w:r>
-    </w:p>
-    <w:p>
-      <w:r>
-        <w:t>                        nums[</w:t>
-      </w:r>
-      <w:proofErr w:type="spellStart"/>
-      <w:r>
-        <w:t>i+gap</w:t>
-      </w:r>
-      <w:proofErr w:type="spellEnd"/>
-      <w:r>
-        <w:t>] = nums[i];</w:t>
-      </w:r>
-    </w:p>
-    <w:p>
-      <w:r>
-        <w:t>                        nums[i] = temp;</w:t>
-      </w:r>
-    </w:p>
-    <w:p>
-      <w:r>
-        <w:t>                    }</w:t>
-      </w:r>
-    </w:p>
-    <w:p>
-      <w:r>
-        <w:t>                }</w:t>
+        <w:tab/>
+      </w:r>
+      <w:r>
+        <w:tab/>
+        <w:t>int temp = nums[j];</w:t>
+      </w:r>
+    </w:p>
+    <w:p>
+      <w:r>
+        <w:tab/>
+      </w:r>
+      <w:r>
+        <w:tab/>
+        <w:t>int i = j;</w:t>
+      </w:r>
+    </w:p>
+    <w:p>
+      <w:r>
+        <w:tab/>
+      </w:r>
+      <w:r>
+        <w:tab/>
+        <w:t>while(i&gt;=0 &amp;&amp; nums[i-gap] &gt; temp)</w:t>
+      </w:r>
+    </w:p>
+    <w:p>
+      <w:r>
+        <w:tab/>
+      </w:r>
+      <w:r>
+        <w:tab/>
+        <w:t>{</w:t>
+      </w:r>
+    </w:p>
+    <w:p>
+      <w:r>
+        <w:tab/>
+      </w:r>
+      <w:r>
+        <w:tab/>
+      </w:r>
+      <w:r>
+        <w:tab/>
+        <w:t>nums[i] = nums[i-gap];</w:t>
+      </w:r>
+    </w:p>
+    <w:p>
+      <w:r>
+        <w:tab/>
+      </w:r>
+      <w:r>
+        <w:tab/>
+      </w:r>
+      <w:r>
+        <w:tab/>
+        <w:t>i-=gap;</w:t>
+      </w:r>
+    </w:p>
+    <w:p>
+      <w:r>
+        <w:tab/>
+      </w:r>
+      <w:r>
+        <w:tab/>
+        <w:t xml:space="preserve">} </w:t>
+      </w:r>
+    </w:p>
+    <w:p>
+      <w:r>
+        <w:tab/>
+      </w:r>
+      <w:r>
+        <w:tab/>
+        <w:t>nums[i] = temp;</w:t>
       </w:r>
     </w:p>
     <w:p>
@@ -3142,6 +3085,7 @@
   <w:style w:type="character" w:default="1" w:styleId="DefaultParagraphFont">
     <w:name w:val="Default Paragraph Font"/>
     <w:uiPriority w:val="1"/>
+    <w:semiHidden/>
     <w:unhideWhenUsed/>
   </w:style>
   <w:style w:type="table" w:default="1" w:styleId="TableNormal">

--- a/sorting.docx
+++ b/sorting.docx
@@ -9,6 +9,885 @@
           <w:bCs/>
         </w:rPr>
       </w:pPr>
+      <w:proofErr w:type="spellStart"/>
+      <w:r>
+        <w:rPr>
+          <w:b/>
+          <w:bCs/>
+        </w:rPr>
+        <w:t>Arrays.sort</w:t>
+      </w:r>
+      <w:proofErr w:type="spellEnd"/>
+      <w:r>
+        <w:rPr>
+          <w:b/>
+          <w:bCs/>
+        </w:rPr>
+        <w:t>(</w:t>
+      </w:r>
+      <w:proofErr w:type="spellStart"/>
+      <w:r>
+        <w:rPr>
+          <w:b/>
+          <w:bCs/>
+        </w:rPr>
+        <w:t>nums</w:t>
+      </w:r>
+      <w:proofErr w:type="spellEnd"/>
+      <w:r>
+        <w:rPr>
+          <w:b/>
+          <w:bCs/>
+        </w:rPr>
+        <w:t>);</w:t>
+      </w:r>
+    </w:p>
+    <w:p>
+      <w:pPr>
+        <w:pStyle w:val="ListParagraph"/>
+        <w:numPr>
+          <w:ilvl w:val="0"/>
+          <w:numId w:val="1"/>
+        </w:numPr>
+        <w:rPr>
+          <w:b/>
+          <w:bCs/>
+        </w:rPr>
+      </w:pPr>
+      <w:r>
+        <w:rPr>
+          <w:b/>
+          <w:bCs/>
+        </w:rPr>
+        <w:t>For primitive datatype , -&gt; dual pivot quicksort</w:t>
+      </w:r>
+    </w:p>
+    <w:p>
+      <w:pPr>
+        <w:pStyle w:val="ListParagraph"/>
+        <w:numPr>
+          <w:ilvl w:val="0"/>
+          <w:numId w:val="1"/>
+        </w:numPr>
+        <w:rPr>
+          <w:b/>
+          <w:bCs/>
+        </w:rPr>
+      </w:pPr>
+      <w:r>
+        <w:rPr>
+          <w:b/>
+          <w:bCs/>
+        </w:rPr>
+        <w:t xml:space="preserve">For objects , -&gt; </w:t>
+      </w:r>
+      <w:proofErr w:type="spellStart"/>
+      <w:r>
+        <w:rPr>
+          <w:b/>
+          <w:bCs/>
+        </w:rPr>
+        <w:t>timsort</w:t>
+      </w:r>
+      <w:proofErr w:type="spellEnd"/>
+    </w:p>
+    <w:tbl>
+      <w:tblPr>
+        <w:tblStyle w:val="TableGrid"/>
+        <w:tblW w:w="0" w:type="auto"/>
+        <w:tblLook w:val="04A0" w:firstRow="1" w:lastRow="0" w:firstColumn="1" w:lastColumn="0" w:noHBand="0" w:noVBand="1"/>
+      </w:tblPr>
+      <w:tblGrid>
+        <w:gridCol w:w="2254"/>
+        <w:gridCol w:w="2254"/>
+        <w:gridCol w:w="2254"/>
+        <w:gridCol w:w="2254"/>
+      </w:tblGrid>
+      <w:tr>
+        <w:tc>
+          <w:tcPr>
+            <w:tcW w:w="2254" w:type="dxa"/>
+            <w:vAlign w:val="center"/>
+          </w:tcPr>
+          <w:p>
+            <w:pPr>
+              <w:jc w:val="center"/>
+              <w:rPr>
+                <w:b/>
+                <w:bCs/>
+              </w:rPr>
+            </w:pPr>
+            <w:r>
+              <w:rPr>
+                <w:b/>
+                <w:bCs/>
+              </w:rPr>
+              <w:t>SORT</w:t>
+            </w:r>
+          </w:p>
+        </w:tc>
+        <w:tc>
+          <w:tcPr>
+            <w:tcW w:w="2254" w:type="dxa"/>
+            <w:vAlign w:val="center"/>
+          </w:tcPr>
+          <w:p>
+            <w:pPr>
+              <w:jc w:val="center"/>
+              <w:rPr>
+                <w:b/>
+                <w:bCs/>
+              </w:rPr>
+            </w:pPr>
+            <w:r>
+              <w:rPr>
+                <w:b/>
+                <w:bCs/>
+              </w:rPr>
+              <w:t>WORST</w:t>
+            </w:r>
+          </w:p>
+        </w:tc>
+        <w:tc>
+          <w:tcPr>
+            <w:tcW w:w="2254" w:type="dxa"/>
+            <w:vAlign w:val="center"/>
+          </w:tcPr>
+          <w:p>
+            <w:pPr>
+              <w:jc w:val="center"/>
+              <w:rPr>
+                <w:b/>
+                <w:bCs/>
+              </w:rPr>
+            </w:pPr>
+            <w:r>
+              <w:rPr>
+                <w:b/>
+                <w:bCs/>
+              </w:rPr>
+              <w:t>AVG</w:t>
+            </w:r>
+          </w:p>
+        </w:tc>
+        <w:tc>
+          <w:tcPr>
+            <w:tcW w:w="2254" w:type="dxa"/>
+            <w:vAlign w:val="center"/>
+          </w:tcPr>
+          <w:p>
+            <w:pPr>
+              <w:jc w:val="center"/>
+              <w:rPr>
+                <w:b/>
+                <w:bCs/>
+              </w:rPr>
+            </w:pPr>
+            <w:r>
+              <w:rPr>
+                <w:b/>
+                <w:bCs/>
+              </w:rPr>
+              <w:t>BEST</w:t>
+            </w:r>
+          </w:p>
+        </w:tc>
+      </w:tr>
+      <w:tr>
+        <w:tc>
+          <w:tcPr>
+            <w:tcW w:w="2254" w:type="dxa"/>
+            <w:vAlign w:val="center"/>
+          </w:tcPr>
+          <w:p>
+            <w:pPr>
+              <w:jc w:val="center"/>
+              <w:rPr>
+                <w:b/>
+                <w:bCs/>
+              </w:rPr>
+            </w:pPr>
+            <w:r>
+              <w:rPr>
+                <w:b/>
+                <w:bCs/>
+              </w:rPr>
+              <w:t>Bubble</w:t>
+            </w:r>
+          </w:p>
+        </w:tc>
+        <w:tc>
+          <w:tcPr>
+            <w:tcW w:w="2254" w:type="dxa"/>
+            <w:vAlign w:val="center"/>
+          </w:tcPr>
+          <w:p>
+            <w:pPr>
+              <w:jc w:val="center"/>
+              <w:rPr>
+                <w:b/>
+                <w:bCs/>
+                <w:vertAlign w:val="superscript"/>
+              </w:rPr>
+            </w:pPr>
+            <w:r>
+              <w:rPr>
+                <w:b/>
+                <w:bCs/>
+              </w:rPr>
+              <w:t>N</w:t>
+            </w:r>
+            <w:r>
+              <w:rPr>
+                <w:b/>
+                <w:bCs/>
+                <w:vertAlign w:val="superscript"/>
+              </w:rPr>
+              <w:t>2</w:t>
+            </w:r>
+          </w:p>
+        </w:tc>
+        <w:tc>
+          <w:tcPr>
+            <w:tcW w:w="2254" w:type="dxa"/>
+            <w:vAlign w:val="center"/>
+          </w:tcPr>
+          <w:p>
+            <w:pPr>
+              <w:jc w:val="center"/>
+              <w:rPr>
+                <w:b/>
+                <w:bCs/>
+                <w:vertAlign w:val="superscript"/>
+              </w:rPr>
+            </w:pPr>
+            <w:r>
+              <w:rPr>
+                <w:b/>
+                <w:bCs/>
+              </w:rPr>
+              <w:t>N</w:t>
+            </w:r>
+            <w:r>
+              <w:rPr>
+                <w:b/>
+                <w:bCs/>
+                <w:vertAlign w:val="superscript"/>
+              </w:rPr>
+              <w:t>2</w:t>
+            </w:r>
+          </w:p>
+        </w:tc>
+        <w:tc>
+          <w:tcPr>
+            <w:tcW w:w="2254" w:type="dxa"/>
+            <w:vAlign w:val="center"/>
+          </w:tcPr>
+          <w:p>
+            <w:pPr>
+              <w:jc w:val="center"/>
+              <w:rPr>
+                <w:b/>
+                <w:bCs/>
+                <w:vertAlign w:val="superscript"/>
+              </w:rPr>
+            </w:pPr>
+            <w:r>
+              <w:rPr>
+                <w:b/>
+                <w:bCs/>
+              </w:rPr>
+              <w:t>N</w:t>
+            </w:r>
+          </w:p>
+        </w:tc>
+      </w:tr>
+      <w:tr>
+        <w:tc>
+          <w:tcPr>
+            <w:tcW w:w="2254" w:type="dxa"/>
+            <w:vAlign w:val="center"/>
+          </w:tcPr>
+          <w:p>
+            <w:pPr>
+              <w:jc w:val="center"/>
+              <w:rPr>
+                <w:b/>
+                <w:bCs/>
+              </w:rPr>
+            </w:pPr>
+            <w:r>
+              <w:rPr>
+                <w:b/>
+                <w:bCs/>
+              </w:rPr>
+              <w:t>Selection</w:t>
+            </w:r>
+          </w:p>
+        </w:tc>
+        <w:tc>
+          <w:tcPr>
+            <w:tcW w:w="2254" w:type="dxa"/>
+            <w:vAlign w:val="center"/>
+          </w:tcPr>
+          <w:p>
+            <w:pPr>
+              <w:jc w:val="center"/>
+              <w:rPr>
+                <w:b/>
+                <w:bCs/>
+              </w:rPr>
+            </w:pPr>
+            <w:r>
+              <w:rPr>
+                <w:b/>
+                <w:bCs/>
+              </w:rPr>
+              <w:t>N</w:t>
+            </w:r>
+            <w:r>
+              <w:rPr>
+                <w:b/>
+                <w:bCs/>
+                <w:vertAlign w:val="superscript"/>
+              </w:rPr>
+              <w:t>2</w:t>
+            </w:r>
+          </w:p>
+        </w:tc>
+        <w:tc>
+          <w:tcPr>
+            <w:tcW w:w="2254" w:type="dxa"/>
+            <w:vAlign w:val="center"/>
+          </w:tcPr>
+          <w:p>
+            <w:pPr>
+              <w:jc w:val="center"/>
+              <w:rPr>
+                <w:b/>
+                <w:bCs/>
+                <w:vertAlign w:val="superscript"/>
+              </w:rPr>
+            </w:pPr>
+            <w:r>
+              <w:rPr>
+                <w:b/>
+                <w:bCs/>
+              </w:rPr>
+              <w:t>N</w:t>
+            </w:r>
+            <w:r>
+              <w:rPr>
+                <w:b/>
+                <w:bCs/>
+                <w:vertAlign w:val="superscript"/>
+              </w:rPr>
+              <w:t>2</w:t>
+            </w:r>
+          </w:p>
+        </w:tc>
+        <w:tc>
+          <w:tcPr>
+            <w:tcW w:w="2254" w:type="dxa"/>
+            <w:vAlign w:val="center"/>
+          </w:tcPr>
+          <w:p>
+            <w:pPr>
+              <w:jc w:val="center"/>
+              <w:rPr>
+                <w:b/>
+                <w:bCs/>
+              </w:rPr>
+            </w:pPr>
+            <w:r>
+              <w:rPr>
+                <w:b/>
+                <w:bCs/>
+              </w:rPr>
+              <w:t>N</w:t>
+            </w:r>
+          </w:p>
+        </w:tc>
+      </w:tr>
+      <w:tr>
+        <w:tc>
+          <w:tcPr>
+            <w:tcW w:w="2254" w:type="dxa"/>
+            <w:vAlign w:val="center"/>
+          </w:tcPr>
+          <w:p>
+            <w:pPr>
+              <w:jc w:val="center"/>
+              <w:rPr>
+                <w:b/>
+                <w:bCs/>
+              </w:rPr>
+            </w:pPr>
+            <w:r>
+              <w:rPr>
+                <w:b/>
+                <w:bCs/>
+              </w:rPr>
+              <w:t>Insertion</w:t>
+            </w:r>
+          </w:p>
+        </w:tc>
+        <w:tc>
+          <w:tcPr>
+            <w:tcW w:w="2254" w:type="dxa"/>
+            <w:vAlign w:val="center"/>
+          </w:tcPr>
+          <w:p>
+            <w:pPr>
+              <w:jc w:val="center"/>
+              <w:rPr>
+                <w:b/>
+                <w:bCs/>
+                <w:vertAlign w:val="superscript"/>
+              </w:rPr>
+            </w:pPr>
+            <w:r>
+              <w:rPr>
+                <w:b/>
+                <w:bCs/>
+              </w:rPr>
+              <w:t>N</w:t>
+            </w:r>
+            <w:r>
+              <w:rPr>
+                <w:b/>
+                <w:bCs/>
+                <w:vertAlign w:val="superscript"/>
+              </w:rPr>
+              <w:t>2</w:t>
+            </w:r>
+          </w:p>
+        </w:tc>
+        <w:tc>
+          <w:tcPr>
+            <w:tcW w:w="2254" w:type="dxa"/>
+            <w:vAlign w:val="center"/>
+          </w:tcPr>
+          <w:p>
+            <w:pPr>
+              <w:jc w:val="center"/>
+              <w:rPr>
+                <w:b/>
+                <w:bCs/>
+                <w:vertAlign w:val="superscript"/>
+              </w:rPr>
+            </w:pPr>
+            <w:r>
+              <w:rPr>
+                <w:b/>
+                <w:bCs/>
+              </w:rPr>
+              <w:t>N</w:t>
+            </w:r>
+            <w:r>
+              <w:rPr>
+                <w:b/>
+                <w:bCs/>
+                <w:vertAlign w:val="superscript"/>
+              </w:rPr>
+              <w:t>2</w:t>
+            </w:r>
+          </w:p>
+        </w:tc>
+        <w:tc>
+          <w:tcPr>
+            <w:tcW w:w="2254" w:type="dxa"/>
+            <w:vAlign w:val="center"/>
+          </w:tcPr>
+          <w:p>
+            <w:pPr>
+              <w:jc w:val="center"/>
+              <w:rPr>
+                <w:b/>
+                <w:bCs/>
+                <w:vertAlign w:val="superscript"/>
+              </w:rPr>
+            </w:pPr>
+            <w:r>
+              <w:rPr>
+                <w:b/>
+                <w:bCs/>
+              </w:rPr>
+              <w:t>N</w:t>
+            </w:r>
+            <w:r>
+              <w:rPr>
+                <w:b/>
+                <w:bCs/>
+                <w:vertAlign w:val="superscript"/>
+              </w:rPr>
+              <w:t>2</w:t>
+            </w:r>
+          </w:p>
+        </w:tc>
+      </w:tr>
+      <w:tr>
+        <w:tc>
+          <w:tcPr>
+            <w:tcW w:w="2254" w:type="dxa"/>
+            <w:vAlign w:val="center"/>
+          </w:tcPr>
+          <w:p>
+            <w:pPr>
+              <w:jc w:val="center"/>
+              <w:rPr>
+                <w:b/>
+                <w:bCs/>
+              </w:rPr>
+            </w:pPr>
+            <w:r>
+              <w:rPr>
+                <w:b/>
+                <w:bCs/>
+              </w:rPr>
+              <w:t>Merge</w:t>
+            </w:r>
+          </w:p>
+        </w:tc>
+        <w:tc>
+          <w:tcPr>
+            <w:tcW w:w="2254" w:type="dxa"/>
+            <w:vAlign w:val="center"/>
+          </w:tcPr>
+          <w:p>
+            <w:pPr>
+              <w:jc w:val="center"/>
+              <w:rPr>
+                <w:b/>
+                <w:bCs/>
+              </w:rPr>
+            </w:pPr>
+            <w:r>
+              <w:rPr>
+                <w:b/>
+                <w:bCs/>
+              </w:rPr>
+              <w:t>N log N</w:t>
+            </w:r>
+          </w:p>
+        </w:tc>
+        <w:tc>
+          <w:tcPr>
+            <w:tcW w:w="2254" w:type="dxa"/>
+            <w:vAlign w:val="center"/>
+          </w:tcPr>
+          <w:p>
+            <w:pPr>
+              <w:jc w:val="center"/>
+              <w:rPr>
+                <w:b/>
+                <w:bCs/>
+              </w:rPr>
+            </w:pPr>
+            <w:r>
+              <w:rPr>
+                <w:b/>
+                <w:bCs/>
+              </w:rPr>
+              <w:t>N log N</w:t>
+            </w:r>
+          </w:p>
+        </w:tc>
+        <w:tc>
+          <w:tcPr>
+            <w:tcW w:w="2254" w:type="dxa"/>
+            <w:vAlign w:val="center"/>
+          </w:tcPr>
+          <w:p>
+            <w:pPr>
+              <w:jc w:val="center"/>
+              <w:rPr>
+                <w:b/>
+                <w:bCs/>
+              </w:rPr>
+            </w:pPr>
+            <w:r>
+              <w:rPr>
+                <w:b/>
+                <w:bCs/>
+              </w:rPr>
+              <w:t>N log N</w:t>
+            </w:r>
+          </w:p>
+        </w:tc>
+      </w:tr>
+      <w:tr>
+        <w:tc>
+          <w:tcPr>
+            <w:tcW w:w="2254" w:type="dxa"/>
+            <w:vAlign w:val="center"/>
+          </w:tcPr>
+          <w:p>
+            <w:pPr>
+              <w:jc w:val="center"/>
+              <w:rPr>
+                <w:b/>
+                <w:bCs/>
+              </w:rPr>
+            </w:pPr>
+            <w:r>
+              <w:rPr>
+                <w:b/>
+                <w:bCs/>
+              </w:rPr>
+              <w:t>Heap</w:t>
+            </w:r>
+          </w:p>
+        </w:tc>
+        <w:tc>
+          <w:tcPr>
+            <w:tcW w:w="2254" w:type="dxa"/>
+            <w:vAlign w:val="center"/>
+          </w:tcPr>
+          <w:p>
+            <w:pPr>
+              <w:jc w:val="center"/>
+              <w:rPr>
+                <w:b/>
+                <w:bCs/>
+              </w:rPr>
+            </w:pPr>
+            <w:r>
+              <w:rPr>
+                <w:b/>
+                <w:bCs/>
+              </w:rPr>
+              <w:t>N log N</w:t>
+            </w:r>
+          </w:p>
+        </w:tc>
+        <w:tc>
+          <w:tcPr>
+            <w:tcW w:w="2254" w:type="dxa"/>
+            <w:vAlign w:val="center"/>
+          </w:tcPr>
+          <w:p>
+            <w:pPr>
+              <w:jc w:val="center"/>
+              <w:rPr>
+                <w:b/>
+                <w:bCs/>
+              </w:rPr>
+            </w:pPr>
+            <w:r>
+              <w:rPr>
+                <w:b/>
+                <w:bCs/>
+              </w:rPr>
+              <w:t>N log N</w:t>
+            </w:r>
+          </w:p>
+        </w:tc>
+        <w:tc>
+          <w:tcPr>
+            <w:tcW w:w="2254" w:type="dxa"/>
+            <w:vAlign w:val="center"/>
+          </w:tcPr>
+          <w:p>
+            <w:pPr>
+              <w:jc w:val="center"/>
+              <w:rPr>
+                <w:b/>
+                <w:bCs/>
+              </w:rPr>
+            </w:pPr>
+            <w:r>
+              <w:rPr>
+                <w:b/>
+                <w:bCs/>
+              </w:rPr>
+              <w:t>N log N</w:t>
+            </w:r>
+          </w:p>
+        </w:tc>
+      </w:tr>
+      <w:tr>
+        <w:tc>
+          <w:tcPr>
+            <w:tcW w:w="2254" w:type="dxa"/>
+            <w:vAlign w:val="center"/>
+          </w:tcPr>
+          <w:p>
+            <w:pPr>
+              <w:jc w:val="center"/>
+              <w:rPr>
+                <w:b/>
+                <w:bCs/>
+              </w:rPr>
+            </w:pPr>
+            <w:r>
+              <w:rPr>
+                <w:b/>
+                <w:bCs/>
+              </w:rPr>
+              <w:t>Quick</w:t>
+            </w:r>
+          </w:p>
+        </w:tc>
+        <w:tc>
+          <w:tcPr>
+            <w:tcW w:w="2254" w:type="dxa"/>
+            <w:vAlign w:val="center"/>
+          </w:tcPr>
+          <w:p>
+            <w:pPr>
+              <w:jc w:val="center"/>
+              <w:rPr>
+                <w:b/>
+                <w:bCs/>
+                <w:vertAlign w:val="superscript"/>
+              </w:rPr>
+            </w:pPr>
+            <w:r>
+              <w:rPr>
+                <w:b/>
+                <w:bCs/>
+              </w:rPr>
+              <w:t>N</w:t>
+            </w:r>
+            <w:r>
+              <w:rPr>
+                <w:b/>
+                <w:bCs/>
+                <w:vertAlign w:val="superscript"/>
+              </w:rPr>
+              <w:t>2</w:t>
+            </w:r>
+          </w:p>
+        </w:tc>
+        <w:tc>
+          <w:tcPr>
+            <w:tcW w:w="2254" w:type="dxa"/>
+            <w:vAlign w:val="center"/>
+          </w:tcPr>
+          <w:p>
+            <w:pPr>
+              <w:jc w:val="center"/>
+              <w:rPr>
+                <w:b/>
+                <w:bCs/>
+              </w:rPr>
+            </w:pPr>
+            <w:r>
+              <w:rPr>
+                <w:b/>
+                <w:bCs/>
+              </w:rPr>
+              <w:t>N log N</w:t>
+            </w:r>
+          </w:p>
+        </w:tc>
+        <w:tc>
+          <w:tcPr>
+            <w:tcW w:w="2254" w:type="dxa"/>
+            <w:vAlign w:val="center"/>
+          </w:tcPr>
+          <w:p>
+            <w:pPr>
+              <w:jc w:val="center"/>
+              <w:rPr>
+                <w:b/>
+                <w:bCs/>
+              </w:rPr>
+            </w:pPr>
+            <w:r>
+              <w:rPr>
+                <w:b/>
+                <w:bCs/>
+              </w:rPr>
+              <w:t>N log N</w:t>
+            </w:r>
+          </w:p>
+        </w:tc>
+      </w:tr>
+    </w:tbl>
+    <w:p>
+      <w:pPr>
+        <w:rPr>
+          <w:b/>
+          <w:bCs/>
+        </w:rPr>
+      </w:pPr>
+    </w:p>
+    <w:p>
+      <w:pPr>
+        <w:rPr>
+          <w:b/>
+          <w:bCs/>
+        </w:rPr>
+      </w:pPr>
+      <w:r>
+        <w:rPr>
+          <w:b/>
+          <w:bCs/>
+        </w:rPr>
+        <w:t>FASTEST :</w:t>
+      </w:r>
+    </w:p>
+    <w:p>
+      <w:pPr>
+        <w:pStyle w:val="ListParagraph"/>
+        <w:numPr>
+          <w:ilvl w:val="0"/>
+          <w:numId w:val="1"/>
+        </w:numPr>
+        <w:rPr>
+          <w:b/>
+          <w:bCs/>
+        </w:rPr>
+      </w:pPr>
+      <w:r>
+        <w:rPr>
+          <w:b/>
+          <w:bCs/>
+        </w:rPr>
+        <w:t xml:space="preserve">Quick sort as </w:t>
+      </w:r>
+      <w:proofErr w:type="spellStart"/>
+      <w:r>
+        <w:rPr>
+          <w:b/>
+          <w:bCs/>
+        </w:rPr>
+        <w:t>sc</w:t>
+      </w:r>
+      <w:proofErr w:type="spellEnd"/>
+      <w:r>
+        <w:rPr>
+          <w:b/>
+          <w:bCs/>
+        </w:rPr>
+        <w:t xml:space="preserve"> is also simplified</w:t>
+      </w:r>
+    </w:p>
+    <w:p>
+      <w:pPr>
+        <w:rPr>
+          <w:b/>
+          <w:bCs/>
+        </w:rPr>
+      </w:pPr>
+    </w:p>
+    <w:p>
+      <w:pPr>
+        <w:rPr>
+          <w:b/>
+          <w:bCs/>
+        </w:rPr>
+      </w:pPr>
+    </w:p>
+    <w:p>
+      <w:pPr>
+        <w:rPr>
+          <w:b/>
+          <w:bCs/>
+        </w:rPr>
+      </w:pPr>
       <w:r>
         <w:rPr>
           <w:b/>
@@ -131,6 +1010,7 @@
     </w:p>
     <w:p>
       <w:r>
+        <w:lastRenderedPageBreak/>
         <w:t xml:space="preserve">            }</w:t>
       </w:r>
     </w:p>
@@ -177,15 +1057,284 @@
           <w:b/>
           <w:bCs/>
         </w:rPr>
+        <w:t>2)SELECTION SORT:</w:t>
+      </w:r>
+      <w:r>
+        <w:rPr>
+          <w:b/>
+          <w:bCs/>
+        </w:rPr>
+        <w:t xml:space="preserve"> TC : O(N</w:t>
+      </w:r>
+      <w:r>
+        <w:rPr>
+          <w:b/>
+          <w:bCs/>
+          <w:vertAlign w:val="superscript"/>
+        </w:rPr>
+        <w:t>2</w:t>
+      </w:r>
+      <w:r>
+        <w:rPr>
+          <w:b/>
+          <w:bCs/>
+        </w:rPr>
+        <w:t>)  , SC: O(1)</w:t>
+      </w:r>
+    </w:p>
+    <w:p>
+      <w:pPr>
+        <w:rPr>
+          <w:b/>
+          <w:bCs/>
+        </w:rPr>
+      </w:pPr>
+      <w:r>
+        <w:rPr>
+          <w:b/>
+          <w:bCs/>
+        </w:rPr>
+        <w:t>-&gt;finds the smallest element every time and places it in the front</w:t>
+      </w:r>
+    </w:p>
+    <w:p>
+      <w:pPr>
+        <w:rPr>
+          <w:rFonts w:ascii="Segoe UI Emoji" w:hAnsi="Segoe UI Emoji" w:cs="Segoe UI Emoji"/>
+          <w:b/>
+          <w:bCs/>
+        </w:rPr>
+      </w:pPr>
+      <w:r>
+        <w:rPr>
+          <w:b/>
+          <w:bCs/>
+        </w:rPr>
+        <w:t>-&gt;while looping store idx for swapping not the values [ idx</w:t>
+      </w:r>
+      <w:r>
+        <w:rPr>
+          <w:rFonts w:ascii="Segoe UI Emoji" w:hAnsi="Segoe UI Emoji" w:cs="Segoe UI Emoji"/>
+          <w:b/>
+          <w:bCs/>
+        </w:rPr>
+        <w:t xml:space="preserve">✅ </w:t>
+      </w:r>
+      <w:r>
+        <w:rPr>
+          <w:rFonts w:cstheme="minorHAnsi"/>
+          <w:b/>
+          <w:bCs/>
+        </w:rPr>
+        <w:t>value</w:t>
+      </w:r>
+      <w:r>
+        <w:rPr>
+          <w:rFonts w:ascii="Segoe UI Emoji" w:hAnsi="Segoe UI Emoji" w:cs="Segoe UI Emoji"/>
+          <w:b/>
+          <w:bCs/>
+        </w:rPr>
+        <w:t>❌]</w:t>
+      </w:r>
+    </w:p>
+    <w:p>
+      <w:pPr>
+        <w:rPr>
+          <w:rFonts w:cstheme="minorHAnsi"/>
+          <w:b/>
+          <w:bCs/>
+        </w:rPr>
+      </w:pPr>
+      <w:r>
+        <w:rPr>
+          <w:rFonts w:cstheme="minorHAnsi"/>
+          <w:b/>
+          <w:bCs/>
+        </w:rPr>
+        <w:t>CODE:</w:t>
+      </w:r>
+    </w:p>
+    <w:p>
+      <w:r>
+        <w:t>class Solution {</w:t>
+      </w:r>
+    </w:p>
+    <w:p>
+      <w:r>
+        <w:t xml:space="preserve">    void selectionSort(int[] arr) {</w:t>
+      </w:r>
+    </w:p>
+    <w:p>
+      <w:r>
+        <w:t xml:space="preserve">        for (int i = 0; i &lt; arr.length - 1; i++) {</w:t>
+      </w:r>
+    </w:p>
+    <w:p>
+      <w:r>
+        <w:t xml:space="preserve">            int minIdx = i;</w:t>
+      </w:r>
+    </w:p>
+    <w:p>
+      <w:r>
+        <w:t xml:space="preserve">            for (int j = i + 1; j &lt; arr.length; j++) {</w:t>
+      </w:r>
+    </w:p>
+    <w:p>
+      <w:r>
+        <w:t xml:space="preserve">                if (arr[j] &lt; arr[minIdx]) {</w:t>
+      </w:r>
+    </w:p>
+    <w:p>
+      <w:r>
+        <w:t xml:space="preserve">                    minIdx = j;</w:t>
+      </w:r>
+    </w:p>
+    <w:p>
+      <w:r>
+        <w:t xml:space="preserve">                }</w:t>
+      </w:r>
+    </w:p>
+    <w:p>
+      <w:r>
+        <w:t xml:space="preserve">            }</w:t>
+      </w:r>
+    </w:p>
+    <w:p>
+      <w:r>
+        <w:t xml:space="preserve">            if (minIdx != i) {</w:t>
+      </w:r>
+    </w:p>
+    <w:p>
+      <w:r>
+        <w:t xml:space="preserve">                int temp = arr[i];</w:t>
+      </w:r>
+    </w:p>
+    <w:p>
+      <w:r>
+        <w:t xml:space="preserve">                arr[i] = arr[minIdx];</w:t>
+      </w:r>
+    </w:p>
+    <w:p>
+      <w:r>
         <w:lastRenderedPageBreak/>
-        <w:t>2)SELECTION SORT:</w:t>
-      </w:r>
-      <w:r>
-        <w:rPr>
-          <w:b/>
-          <w:bCs/>
-        </w:rPr>
-        <w:t xml:space="preserve"> TC : O(N</w:t>
+        <w:t xml:space="preserve">                arr[minIdx] = temp;</w:t>
+      </w:r>
+    </w:p>
+    <w:p>
+      <w:r>
+        <w:t xml:space="preserve">            }</w:t>
+      </w:r>
+    </w:p>
+    <w:p>
+      <w:r>
+        <w:t xml:space="preserve">        }</w:t>
+      </w:r>
+    </w:p>
+    <w:p>
+      <w:r>
+        <w:t xml:space="preserve">    }</w:t>
+      </w:r>
+    </w:p>
+    <w:p>
+      <w:r>
+        <w:t>}</w:t>
+      </w:r>
+    </w:p>
+    <w:p/>
+    <w:p/>
+    <w:p/>
+    <w:p/>
+    <w:p/>
+    <w:p/>
+    <w:p/>
+    <w:p>
+      <w:pPr>
+        <w:rPr>
+          <w:b/>
+          <w:bCs/>
+        </w:rPr>
+      </w:pPr>
+      <w:r>
+        <w:rPr>
+          <w:b/>
+          <w:bCs/>
+        </w:rPr>
+        <w:t xml:space="preserve">3) INSERTION SORT </w:t>
+      </w:r>
+    </w:p>
+    <w:p>
+      <w:pPr>
+        <w:rPr>
+          <w:b/>
+          <w:bCs/>
+        </w:rPr>
+      </w:pPr>
+      <w:r>
+        <w:rPr>
+          <w:b/>
+          <w:bCs/>
+        </w:rPr>
+        <w:t>-&gt; start from the second element ( idx = 1)</w:t>
+      </w:r>
+    </w:p>
+    <w:p>
+      <w:pPr>
+        <w:rPr>
+          <w:b/>
+          <w:bCs/>
+        </w:rPr>
+      </w:pPr>
+      <w:r>
+        <w:rPr>
+          <w:b/>
+          <w:bCs/>
+        </w:rPr>
+        <w:t>-&gt; compare the elements before the main loop</w:t>
+      </w:r>
+    </w:p>
+    <w:p>
+      <w:pPr>
+        <w:rPr>
+          <w:b/>
+          <w:bCs/>
+        </w:rPr>
+      </w:pPr>
+      <w:r>
+        <w:rPr>
+          <w:b/>
+          <w:bCs/>
+        </w:rPr>
+        <w:t>-&gt; if it is greater than the current value shift the greater to the right</w:t>
+      </w:r>
+    </w:p>
+    <w:p>
+      <w:pPr>
+        <w:rPr>
+          <w:b/>
+          <w:bCs/>
+        </w:rPr>
+      </w:pPr>
+      <w:r>
+        <w:rPr>
+          <w:b/>
+          <w:bCs/>
+        </w:rPr>
+        <w:t>-&gt;place the curr in correct position</w:t>
+      </w:r>
+    </w:p>
+    <w:p>
+      <w:pPr>
+        <w:rPr>
+          <w:b/>
+          <w:bCs/>
+        </w:rPr>
+      </w:pPr>
+      <w:r>
+        <w:rPr>
+          <w:b/>
+          <w:bCs/>
+        </w:rPr>
+        <w:t>CODE: TC: O(N</w:t>
       </w:r>
       <w:r>
         <w:rPr>
@@ -200,79 +1349,7 @@
           <w:b/>
           <w:bCs/>
         </w:rPr>
-        <w:t>)  , SC: O(1)</w:t>
-      </w:r>
-    </w:p>
-    <w:p>
-      <w:pPr>
-        <w:rPr>
-          <w:b/>
-          <w:bCs/>
-        </w:rPr>
-      </w:pPr>
-      <w:r>
-        <w:rPr>
-          <w:b/>
-          <w:bCs/>
-        </w:rPr>
-        <w:t>-&gt;finds the smallest element every time and places it in the front</w:t>
-      </w:r>
-    </w:p>
-    <w:p>
-      <w:pPr>
-        <w:rPr>
-          <w:rFonts w:ascii="Segoe UI Emoji" w:hAnsi="Segoe UI Emoji" w:cs="Segoe UI Emoji"/>
-          <w:b/>
-          <w:bCs/>
-        </w:rPr>
-      </w:pPr>
-      <w:r>
-        <w:rPr>
-          <w:b/>
-          <w:bCs/>
-        </w:rPr>
-        <w:t>-&gt;while looping store idx for swapping not the values [ idx</w:t>
-      </w:r>
-      <w:r>
-        <w:rPr>
-          <w:rFonts w:ascii="Segoe UI Emoji" w:hAnsi="Segoe UI Emoji" w:cs="Segoe UI Emoji"/>
-          <w:b/>
-          <w:bCs/>
-        </w:rPr>
-        <w:t xml:space="preserve">✅ </w:t>
-      </w:r>
-      <w:r>
-        <w:rPr>
-          <w:rFonts w:cstheme="minorHAnsi"/>
-          <w:b/>
-          <w:bCs/>
-        </w:rPr>
-        <w:t>value</w:t>
-      </w:r>
-      <w:r>
-        <w:rPr>
-          <w:rFonts w:ascii="Segoe UI Emoji" w:hAnsi="Segoe UI Emoji" w:cs="Segoe UI Emoji"/>
-          <w:b/>
-          <w:bCs/>
-        </w:rPr>
-        <w:t>❌]</w:t>
-      </w:r>
-    </w:p>
-    <w:p>
-      <w:pPr>
-        <w:rPr>
-          <w:rFonts w:cstheme="minorHAnsi"/>
-          <w:b/>
-          <w:bCs/>
-        </w:rPr>
-      </w:pPr>
-      <w:r>
-        <w:rPr>
-          <w:rFonts w:cstheme="minorHAnsi"/>
-          <w:b/>
-          <w:bCs/>
-        </w:rPr>
-        <w:t>CODE:</w:t>
+        <w:t>) , SC:O(1)</w:t>
       </w:r>
     </w:p>
     <w:p>
@@ -282,67 +1359,58 @@
     </w:p>
     <w:p>
       <w:r>
-        <w:t xml:space="preserve">    void selectionSort(int[] arr) {</w:t>
-      </w:r>
-    </w:p>
-    <w:p>
-      <w:r>
-        <w:t xml:space="preserve">        for (int i = 0; i &lt; arr.length - 1; i++) {</w:t>
-      </w:r>
-    </w:p>
-    <w:p>
-      <w:r>
-        <w:t xml:space="preserve">            int minIdx = i;</w:t>
-      </w:r>
-    </w:p>
-    <w:p>
-      <w:r>
-        <w:t xml:space="preserve">            for (int j = i + 1; j &lt; arr.length; j++) {</w:t>
-      </w:r>
-    </w:p>
-    <w:p>
-      <w:r>
-        <w:t xml:space="preserve">                if (arr[j] &lt; arr[minIdx]) {</w:t>
-      </w:r>
-    </w:p>
-    <w:p>
-      <w:r>
-        <w:t xml:space="preserve">                    minIdx = j;</w:t>
-      </w:r>
-    </w:p>
-    <w:p>
-      <w:r>
-        <w:t xml:space="preserve">                }</w:t>
-      </w:r>
-    </w:p>
-    <w:p>
-      <w:r>
+        <w:t xml:space="preserve">    public void insertionSort(int arr[]) {</w:t>
+      </w:r>
+    </w:p>
+    <w:p>
+      <w:r>
+        <w:t xml:space="preserve">        for(int i = 1 ; i&lt; arr.length ; i++)</w:t>
+      </w:r>
+    </w:p>
+    <w:p>
+      <w:r>
+        <w:t xml:space="preserve">        {</w:t>
+      </w:r>
+    </w:p>
+    <w:p>
+      <w:r>
+        <w:t xml:space="preserve">            int curr = arr[i];</w:t>
+      </w:r>
+    </w:p>
+    <w:p>
+      <w:r>
+        <w:t xml:space="preserve">            int j = i-1;</w:t>
+      </w:r>
+    </w:p>
+    <w:p>
+      <w:r>
+        <w:t xml:space="preserve">            while(j&gt;=0 &amp;&amp; arr[j]&gt;curr)</w:t>
+      </w:r>
+    </w:p>
+    <w:p>
+      <w:r>
+        <w:t xml:space="preserve">            {</w:t>
+      </w:r>
+    </w:p>
+    <w:p>
+      <w:r>
+        <w:t xml:space="preserve">                arr[j+1] = arr[j];</w:t>
+      </w:r>
+    </w:p>
+    <w:p>
+      <w:r>
+        <w:t xml:space="preserve">                j--;</w:t>
+      </w:r>
+    </w:p>
+    <w:p>
+      <w:r>
+        <w:lastRenderedPageBreak/>
         <w:t xml:space="preserve">            }</w:t>
       </w:r>
     </w:p>
     <w:p>
       <w:r>
-        <w:t xml:space="preserve">            if (minIdx != i) {</w:t>
-      </w:r>
-    </w:p>
-    <w:p>
-      <w:r>
-        <w:t xml:space="preserve">                int temp = arr[i];</w:t>
-      </w:r>
-    </w:p>
-    <w:p>
-      <w:r>
-        <w:t xml:space="preserve">                arr[i] = arr[minIdx];</w:t>
-      </w:r>
-    </w:p>
-    <w:p>
-      <w:r>
-        <w:t xml:space="preserve">                arr[minIdx] = temp;</w:t>
-      </w:r>
-    </w:p>
-    <w:p>
-      <w:r>
-        <w:t xml:space="preserve">            }</w:t>
+        <w:t xml:space="preserve">            arr[j+1] = curr;</w:t>
       </w:r>
     </w:p>
     <w:p>
@@ -379,285 +1447,97 @@
           <w:b/>
           <w:bCs/>
         </w:rPr>
+        <w:t>4) MERGE SORT TC: O(N LOG N) , SC : O(N)</w:t>
+      </w:r>
+    </w:p>
+    <w:p>
+      <w:r>
+        <w:t>public void mergeSort(int[] nums, int l, int r) {</w:t>
+      </w:r>
+    </w:p>
+    <w:p>
+      <w:r>
+        <w:t xml:space="preserve">    if (l &lt; r) {</w:t>
+      </w:r>
+    </w:p>
+    <w:p>
+      <w:r>
+        <w:t xml:space="preserve">        int mid = (l + r) / 2;</w:t>
+      </w:r>
+    </w:p>
+    <w:p>
+      <w:r>
+        <w:t xml:space="preserve">        mergeSort(nums, l, mid);</w:t>
+      </w:r>
+    </w:p>
+    <w:p>
+      <w:r>
+        <w:t xml:space="preserve">        mergeSort(nums, mid + 1, r);</w:t>
+      </w:r>
+    </w:p>
+    <w:p>
+      <w:r>
+        <w:t xml:space="preserve">        merge(nums, l, mid, r);</w:t>
+      </w:r>
+    </w:p>
+    <w:p>
+      <w:r>
+        <w:t xml:space="preserve">    }</w:t>
+      </w:r>
+    </w:p>
+    <w:p>
+      <w:r>
+        <w:t>}</w:t>
+      </w:r>
+    </w:p>
+    <w:p>
+      <w:pPr>
+        <w:rPr>
+          <w:b/>
+          <w:bCs/>
+        </w:rPr>
+      </w:pPr>
+      <w:r>
+        <w:rPr>
+          <w:b/>
+          <w:bCs/>
+        </w:rPr>
+        <w:t xml:space="preserve"> 1 arr </w:t>
+      </w:r>
+    </w:p>
+    <w:p>
+      <w:r>
+        <w:t>    public void merge(int[] nums , int l , int mid , int r)</w:t>
+      </w:r>
+    </w:p>
+    <w:p>
+      <w:r>
+        <w:t>    {</w:t>
+      </w:r>
+    </w:p>
+    <w:p>
+      <w:r>
+        <w:t>        int temp[] = new int[r-l+1];</w:t>
+      </w:r>
+    </w:p>
+    <w:p>
+      <w:r>
+        <w:t>        int i = l , j = mid+1;</w:t>
+      </w:r>
+    </w:p>
+    <w:p>
+      <w:r>
+        <w:t>        int k = 0;</w:t>
+      </w:r>
+    </w:p>
+    <w:p>
+      <w:r>
+        <w:t>        while(i&lt;=mid &amp;&amp; j&lt;=r)</w:t>
+      </w:r>
+    </w:p>
+    <w:p>
+      <w:r>
         <w:lastRenderedPageBreak/>
-        <w:t xml:space="preserve">3) INSERTION SORT </w:t>
-      </w:r>
-    </w:p>
-    <w:p>
-      <w:pPr>
-        <w:rPr>
-          <w:b/>
-          <w:bCs/>
-        </w:rPr>
-      </w:pPr>
-      <w:r>
-        <w:rPr>
-          <w:b/>
-          <w:bCs/>
-        </w:rPr>
-        <w:t>-&gt; start from the second element ( idx = 1)</w:t>
-      </w:r>
-    </w:p>
-    <w:p>
-      <w:pPr>
-        <w:rPr>
-          <w:b/>
-          <w:bCs/>
-        </w:rPr>
-      </w:pPr>
-      <w:r>
-        <w:rPr>
-          <w:b/>
-          <w:bCs/>
-        </w:rPr>
-        <w:t>-&gt; compare the elements before the main loop</w:t>
-      </w:r>
-    </w:p>
-    <w:p>
-      <w:pPr>
-        <w:rPr>
-          <w:b/>
-          <w:bCs/>
-        </w:rPr>
-      </w:pPr>
-      <w:r>
-        <w:rPr>
-          <w:b/>
-          <w:bCs/>
-        </w:rPr>
-        <w:t>-&gt; if it is greater than the current value shift the greater to the right</w:t>
-      </w:r>
-    </w:p>
-    <w:p>
-      <w:pPr>
-        <w:rPr>
-          <w:b/>
-          <w:bCs/>
-        </w:rPr>
-      </w:pPr>
-      <w:r>
-        <w:rPr>
-          <w:b/>
-          <w:bCs/>
-        </w:rPr>
-        <w:t>-&gt;place the curr in correct position</w:t>
-      </w:r>
-    </w:p>
-    <w:p>
-      <w:pPr>
-        <w:rPr>
-          <w:b/>
-          <w:bCs/>
-        </w:rPr>
-      </w:pPr>
-      <w:r>
-        <w:rPr>
-          <w:b/>
-          <w:bCs/>
-        </w:rPr>
-        <w:t>CODE: TC: O(N</w:t>
-      </w:r>
-      <w:r>
-        <w:rPr>
-          <w:b/>
-          <w:bCs/>
-          <w:vertAlign w:val="superscript"/>
-        </w:rPr>
-        <w:t>2</w:t>
-      </w:r>
-      <w:r>
-        <w:rPr>
-          <w:b/>
-          <w:bCs/>
-        </w:rPr>
-        <w:t>) , SC:O(1)</w:t>
-      </w:r>
-    </w:p>
-    <w:p>
-      <w:r>
-        <w:t>class Solution {</w:t>
-      </w:r>
-    </w:p>
-    <w:p>
-      <w:r>
-        <w:t xml:space="preserve">    public void insertionSort(int arr[]) {</w:t>
-      </w:r>
-    </w:p>
-    <w:p>
-      <w:r>
-        <w:t xml:space="preserve">        for(int i = 1 ; i&lt; arr.length ; i++)</w:t>
-      </w:r>
-    </w:p>
-    <w:p>
-      <w:r>
-        <w:t xml:space="preserve">        {</w:t>
-      </w:r>
-    </w:p>
-    <w:p>
-      <w:r>
-        <w:t xml:space="preserve">            int curr = arr[i];</w:t>
-      </w:r>
-    </w:p>
-    <w:p>
-      <w:r>
-        <w:t xml:space="preserve">            int j = i-1;</w:t>
-      </w:r>
-    </w:p>
-    <w:p>
-      <w:r>
-        <w:t xml:space="preserve">            while(j&gt;=0 &amp;&amp; arr[j]&gt;curr)</w:t>
-      </w:r>
-    </w:p>
-    <w:p>
-      <w:r>
-        <w:t xml:space="preserve">            {</w:t>
-      </w:r>
-    </w:p>
-    <w:p>
-      <w:r>
-        <w:t xml:space="preserve">                arr[j+1] = arr[j];</w:t>
-      </w:r>
-    </w:p>
-    <w:p>
-      <w:r>
-        <w:t xml:space="preserve">                j--;</w:t>
-      </w:r>
-    </w:p>
-    <w:p>
-      <w:r>
-        <w:t xml:space="preserve">            }</w:t>
-      </w:r>
-    </w:p>
-    <w:p>
-      <w:r>
-        <w:t xml:space="preserve">            arr[j+1] = curr;</w:t>
-      </w:r>
-    </w:p>
-    <w:p>
-      <w:r>
-        <w:t xml:space="preserve">        }</w:t>
-      </w:r>
-    </w:p>
-    <w:p>
-      <w:r>
-        <w:t xml:space="preserve">    }</w:t>
-      </w:r>
-    </w:p>
-    <w:p>
-      <w:r>
-        <w:t>}</w:t>
-      </w:r>
-    </w:p>
-    <w:p/>
-    <w:p/>
-    <w:p/>
-    <w:p/>
-    <w:p/>
-    <w:p/>
-    <w:p/>
-    <w:p>
-      <w:pPr>
-        <w:rPr>
-          <w:b/>
-          <w:bCs/>
-        </w:rPr>
-      </w:pPr>
-      <w:r>
-        <w:rPr>
-          <w:b/>
-          <w:bCs/>
-        </w:rPr>
-        <w:lastRenderedPageBreak/>
-        <w:t>4) MERGE SORT TC: O(N LOG N) , SC : O(N)</w:t>
-      </w:r>
-    </w:p>
-    <w:p>
-      <w:r>
-        <w:t>public void mergeSort(int[] nums, int l, int r) {</w:t>
-      </w:r>
-    </w:p>
-    <w:p>
-      <w:r>
-        <w:t xml:space="preserve">    if (l &lt; r) {</w:t>
-      </w:r>
-    </w:p>
-    <w:p>
-      <w:r>
-        <w:t xml:space="preserve">        int mid = (l + r) / 2;</w:t>
-      </w:r>
-    </w:p>
-    <w:p>
-      <w:r>
-        <w:t xml:space="preserve">        mergeSort(nums, l, mid);</w:t>
-      </w:r>
-    </w:p>
-    <w:p>
-      <w:r>
-        <w:t xml:space="preserve">        mergeSort(nums, mid + 1, r);</w:t>
-      </w:r>
-    </w:p>
-    <w:p>
-      <w:r>
-        <w:t xml:space="preserve">        merge(nums, l, mid, r);</w:t>
-      </w:r>
-    </w:p>
-    <w:p>
-      <w:r>
-        <w:t xml:space="preserve">    }</w:t>
-      </w:r>
-    </w:p>
-    <w:p>
-      <w:r>
-        <w:t>}</w:t>
-      </w:r>
-    </w:p>
-    <w:p>
-      <w:pPr>
-        <w:rPr>
-          <w:b/>
-          <w:bCs/>
-        </w:rPr>
-      </w:pPr>
-      <w:r>
-        <w:rPr>
-          <w:b/>
-          <w:bCs/>
-        </w:rPr>
-        <w:t xml:space="preserve"> 1 arr </w:t>
-      </w:r>
-    </w:p>
-    <w:p>
-      <w:r>
-        <w:t>    public void merge(int[] nums , int l , int mid , int r)</w:t>
-      </w:r>
-    </w:p>
-    <w:p>
-      <w:r>
-        <w:t>    {</w:t>
-      </w:r>
-    </w:p>
-    <w:p>
-      <w:r>
-        <w:t>        int temp[] = new int[r-l+1];</w:t>
-      </w:r>
-    </w:p>
-    <w:p>
-      <w:r>
-        <w:t>        int i = l , j = mid+1;</w:t>
-      </w:r>
-    </w:p>
-    <w:p>
-      <w:r>
-        <w:t>        int k = 0;</w:t>
-      </w:r>
-    </w:p>
-    <w:p>
-      <w:r>
-        <w:t>        while(i&lt;=mid &amp;&amp; j&lt;=r)</w:t>
-      </w:r>
-    </w:p>
-    <w:p>
-      <w:r>
         <w:t>        {</w:t>
       </w:r>
     </w:p>
@@ -726,7 +1606,6 @@
     <w:p/>
     <w:p>
       <w:r>
-        <w:lastRenderedPageBreak/>
         <w:t>        while(i&lt;=mid)</w:t>
       </w:r>
     </w:p>
@@ -932,7 +1811,6 @@
           <w:b/>
           <w:bCs/>
         </w:rPr>
-        <w:lastRenderedPageBreak/>
         <w:t xml:space="preserve">5) QUICK SORT </w:t>
       </w:r>
     </w:p>
@@ -1100,6 +1978,7 @@
     </w:p>
     <w:p>
       <w:r>
+        <w:lastRenderedPageBreak/>
         <w:t xml:space="preserve">       }</w:t>
       </w:r>
     </w:p>
@@ -1160,18 +2039,298 @@
     </w:p>
     <w:p>
       <w:r>
+        <w:t xml:space="preserve">        i++;</w:t>
+      </w:r>
+    </w:p>
+    <w:p>
+      <w:r>
+        <w:t xml:space="preserve">        swap(arr , i ,high);</w:t>
+      </w:r>
+    </w:p>
+    <w:p>
+      <w:r>
+        <w:t xml:space="preserve">        return i;</w:t>
+      </w:r>
+    </w:p>
+    <w:p>
+      <w:r>
+        <w:t xml:space="preserve">    }</w:t>
+      </w:r>
+    </w:p>
+    <w:p>
+      <w:r>
+        <w:t xml:space="preserve">    private void swap(int arr[] ,int i , int j)</w:t>
+      </w:r>
+    </w:p>
+    <w:p>
+      <w:r>
+        <w:t xml:space="preserve">    {</w:t>
+      </w:r>
+    </w:p>
+    <w:p>
+      <w:r>
+        <w:t xml:space="preserve">        int temp = arr[i];</w:t>
+      </w:r>
+    </w:p>
+    <w:p>
+      <w:r>
+        <w:t xml:space="preserve">        arr[i] = arr[j];</w:t>
+      </w:r>
+    </w:p>
+    <w:p>
+      <w:r>
+        <w:t xml:space="preserve">        arr[j] = temp;</w:t>
+      </w:r>
+    </w:p>
+    <w:p>
+      <w:r>
+        <w:t xml:space="preserve">    }</w:t>
+      </w:r>
+    </w:p>
+    <w:p>
+      <w:r>
+        <w:t>}</w:t>
+      </w:r>
+    </w:p>
+    <w:p/>
+    <w:p/>
+    <w:p/>
+    <w:p/>
+    <w:p/>
+    <w:p/>
+    <w:p/>
+    <w:p/>
+    <w:p/>
+    <w:p/>
+    <w:p/>
+    <w:p/>
+    <w:p/>
+    <w:p/>
+    <w:p/>
+    <w:p/>
+    <w:p/>
+    <w:p>
+      <w:pPr>
+        <w:rPr>
+          <w:b/>
+          <w:bCs/>
+        </w:rPr>
+      </w:pPr>
+      <w:r>
+        <w:rPr>
+          <w:b/>
+          <w:bCs/>
+        </w:rPr>
+        <w:t>7) COUNTING SORT</w:t>
+      </w:r>
+    </w:p>
+    <w:p>
+      <w:pPr>
+        <w:rPr>
+          <w:b/>
+          <w:bCs/>
+        </w:rPr>
+      </w:pPr>
+      <w:r>
+        <w:rPr>
+          <w:b/>
+          <w:bCs/>
+        </w:rPr>
+        <w:t>-&gt; if differences are very higher not applied</w:t>
+      </w:r>
+    </w:p>
+    <w:p>
+      <w:pPr>
+        <w:rPr>
+          <w:b/>
+          <w:bCs/>
+        </w:rPr>
+      </w:pPr>
+      <w:r>
+        <w:rPr>
+          <w:b/>
+          <w:bCs/>
+        </w:rPr>
+        <w:t xml:space="preserve">-&gt; find the maximum value </w:t>
+      </w:r>
+    </w:p>
+    <w:p>
+      <w:pPr>
+        <w:rPr>
+          <w:b/>
+          <w:bCs/>
+        </w:rPr>
+      </w:pPr>
+      <w:r>
+        <w:rPr>
+          <w:b/>
+          <w:bCs/>
+        </w:rPr>
+        <w:t>-&gt; declare an array of that size</w:t>
+      </w:r>
+    </w:p>
+    <w:p>
+      <w:pPr>
+        <w:rPr>
+          <w:b/>
+          <w:bCs/>
+        </w:rPr>
+      </w:pPr>
+      <w:r>
+        <w:rPr>
+          <w:b/>
+          <w:bCs/>
+        </w:rPr>
+        <w:t xml:space="preserve">-&gt; count freq and put in the resultant array </w:t>
+      </w:r>
+    </w:p>
+    <w:p>
+      <w:pPr>
+        <w:rPr>
+          <w:b/>
+          <w:bCs/>
+        </w:rPr>
+      </w:pPr>
+      <w:r>
+        <w:rPr>
+          <w:b/>
+          <w:bCs/>
+        </w:rPr>
+        <w:t>1)</w:t>
+      </w:r>
+    </w:p>
+    <w:p>
+      <w:r>
+        <w:t>class Solution {</w:t>
+      </w:r>
+    </w:p>
+    <w:p>
+      <w:r>
+        <w:t xml:space="preserve">    public static String countSort(String s) {</w:t>
+      </w:r>
+    </w:p>
+    <w:p>
+      <w:r>
+        <w:t xml:space="preserve">    int max = Integer.MIN_VALUE;</w:t>
+      </w:r>
+    </w:p>
+    <w:p>
+      <w:r>
+        <w:t xml:space="preserve">      for(int i = 0 ; i&lt; s.length() ; i++)</w:t>
+      </w:r>
+    </w:p>
+    <w:p>
+      <w:r>
+        <w:t xml:space="preserve">      {</w:t>
+      </w:r>
+    </w:p>
+    <w:p>
+      <w:r>
+        <w:t xml:space="preserve">          char ch = s.charAt(i);</w:t>
+      </w:r>
+    </w:p>
+    <w:p>
+      <w:r>
+        <w:t xml:space="preserve">          max = Math.max(max , (int)ch);</w:t>
+      </w:r>
+    </w:p>
+    <w:p>
+      <w:r>
+        <w:t xml:space="preserve">      }      </w:t>
+      </w:r>
+    </w:p>
+    <w:p>
+      <w:r>
+        <w:t xml:space="preserve">      int count[] = new int[max-97+1]</w:t>
+      </w:r>
+      <w:r>
+        <w:t>;</w:t>
+      </w:r>
+    </w:p>
+    <w:p>
+      <w:r>
+        <w:t xml:space="preserve">      for(int i = 0 ; i&lt; s.length() ; i++)</w:t>
+      </w:r>
+    </w:p>
+    <w:p>
+      <w:r>
         <w:lastRenderedPageBreak/>
-        <w:t xml:space="preserve">        i++;</w:t>
-      </w:r>
-    </w:p>
-    <w:p>
-      <w:r>
-        <w:t xml:space="preserve">        swap(arr , i ,high);</w:t>
-      </w:r>
-    </w:p>
-    <w:p>
-      <w:r>
-        <w:t xml:space="preserve">        return i;</w:t>
+        <w:t xml:space="preserve">      {</w:t>
+      </w:r>
+    </w:p>
+    <w:p>
+      <w:r>
+        <w:t xml:space="preserve">          char ch = s.charAt(i);</w:t>
+      </w:r>
+    </w:p>
+    <w:p>
+      <w:r>
+        <w:t xml:space="preserve">          count[ch-97]++;</w:t>
+      </w:r>
+    </w:p>
+    <w:p>
+      <w:r>
+        <w:t xml:space="preserve">      }</w:t>
+      </w:r>
+    </w:p>
+    <w:p>
+      <w:r>
+        <w:t xml:space="preserve">      StringBuilder res = new StringBuilder();</w:t>
+      </w:r>
+    </w:p>
+    <w:p>
+      <w:r>
+        <w:t xml:space="preserve">      for(int i = 0 ; i&lt;count.length ; i++)</w:t>
+      </w:r>
+    </w:p>
+    <w:p>
+      <w:r>
+        <w:t xml:space="preserve">      {</w:t>
+      </w:r>
+    </w:p>
+    <w:p>
+      <w:r>
+        <w:t xml:space="preserve">          if(count[i]&gt;0)</w:t>
+      </w:r>
+    </w:p>
+    <w:p>
+      <w:r>
+        <w:t xml:space="preserve">          {</w:t>
+      </w:r>
+    </w:p>
+    <w:p>
+      <w:r>
+        <w:t xml:space="preserve">              char ch = (char)(i+97);</w:t>
+      </w:r>
+    </w:p>
+    <w:p>
+      <w:r>
+        <w:t xml:space="preserve">              int freq = count[i];</w:t>
+      </w:r>
+    </w:p>
+    <w:p>
+      <w:r>
+        <w:t xml:space="preserve">              while(freq--&gt;0)</w:t>
+      </w:r>
+    </w:p>
+    <w:p>
+      <w:r>
+        <w:t xml:space="preserve">              res.append(ch);</w:t>
+      </w:r>
+    </w:p>
+    <w:p>
+      <w:r>
+        <w:t xml:space="preserve">          }</w:t>
+      </w:r>
+    </w:p>
+    <w:p>
+      <w:r>
+        <w:t xml:space="preserve">      }</w:t>
+      </w:r>
+    </w:p>
+    <w:p>
+      <w:r>
+        <w:t xml:space="preserve">         return res.toString();</w:t>
       </w:r>
     </w:p>
     <w:p>
@@ -1181,7 +2340,279 @@
     </w:p>
     <w:p>
       <w:r>
-        <w:t xml:space="preserve">    private void swap(int arr[] ,int i , int j)</w:t>
+        <w:t>}</w:t>
+      </w:r>
+    </w:p>
+    <w:p>
+      <w:pPr>
+        <w:rPr>
+          <w:b/>
+          <w:bCs/>
+        </w:rPr>
+      </w:pPr>
+      <w:r>
+        <w:rPr>
+          <w:b/>
+          <w:bCs/>
+        </w:rPr>
+        <w:t>APP 2:</w:t>
+      </w:r>
+    </w:p>
+    <w:p>
+      <w:pPr>
+        <w:rPr>
+          <w:b/>
+          <w:bCs/>
+        </w:rPr>
+      </w:pPr>
+      <w:r>
+        <w:rPr>
+          <w:b/>
+          <w:bCs/>
+        </w:rPr>
+        <w:t xml:space="preserve">-&gt;same store freq </w:t>
+      </w:r>
+    </w:p>
+    <w:p>
+      <w:pPr>
+        <w:rPr>
+          <w:b/>
+          <w:bCs/>
+        </w:rPr>
+      </w:pPr>
+      <w:r>
+        <w:rPr>
+          <w:b/>
+          <w:bCs/>
+        </w:rPr>
+        <w:t>-&gt;after that do prefix sum</w:t>
+      </w:r>
+    </w:p>
+    <w:p>
+      <w:pPr>
+        <w:rPr>
+          <w:b/>
+          <w:bCs/>
+        </w:rPr>
+      </w:pPr>
+      <w:r>
+        <w:rPr>
+          <w:b/>
+          <w:bCs/>
+        </w:rPr>
+        <w:t>-&gt; if we have done that then the output[--count[arr[i]]] will be = arr[i]</w:t>
+      </w:r>
+    </w:p>
+    <w:p>
+      <w:r>
+        <w:t xml:space="preserve">    </w:t>
+      </w:r>
+      <w:r>
+        <w:t>class Solution {</w:t>
+      </w:r>
+    </w:p>
+    <w:p>
+      <w:r>
+        <w:t xml:space="preserve">    public static String countSort(String s) {</w:t>
+      </w:r>
+    </w:p>
+    <w:p>
+      <w:r>
+        <w:t xml:space="preserve">        int[] count = new int[26];</w:t>
+      </w:r>
+    </w:p>
+    <w:p>
+      <w:r>
+        <w:t xml:space="preserve">        for (int i = 0; i &lt; s.length(); i++)</w:t>
+      </w:r>
+    </w:p>
+    <w:p>
+      <w:r>
+        <w:t xml:space="preserve">            count[s.charAt(i) - 'a']++;</w:t>
+      </w:r>
+    </w:p>
+    <w:p/>
+    <w:p>
+      <w:r>
+        <w:lastRenderedPageBreak/>
+        <w:t xml:space="preserve">        for (int i = 1; i &lt; 26; i++)         // Prefix sum</w:t>
+      </w:r>
+    </w:p>
+    <w:p>
+      <w:r>
+        <w:t xml:space="preserve">            count[i] += count[i - 1];</w:t>
+      </w:r>
+    </w:p>
+    <w:p/>
+    <w:p>
+      <w:r>
+        <w:t xml:space="preserve">        char[] output = new char[s.length()];</w:t>
+      </w:r>
+    </w:p>
+    <w:p>
+      <w:r>
+        <w:t xml:space="preserve">        // Stable placement</w:t>
+      </w:r>
+    </w:p>
+    <w:p>
+      <w:r>
+        <w:t xml:space="preserve">        for (int i = s.length() - 1; i &gt;= 0; i--) {</w:t>
+      </w:r>
+    </w:p>
+    <w:p>
+      <w:r>
+        <w:t xml:space="preserve">            char ch = s.charAt(i);</w:t>
+      </w:r>
+    </w:p>
+    <w:p>
+      <w:r>
+        <w:t xml:space="preserve">            output[--count[ch - 'a']] = ch;</w:t>
+      </w:r>
+    </w:p>
+    <w:p>
+      <w:r>
+        <w:t xml:space="preserve">        }</w:t>
+      </w:r>
+    </w:p>
+    <w:p>
+      <w:r>
+        <w:t xml:space="preserve">        return new String(output);</w:t>
+      </w:r>
+    </w:p>
+    <w:p>
+      <w:r>
+        <w:t xml:space="preserve">    }</w:t>
+      </w:r>
+    </w:p>
+    <w:p>
+      <w:r>
+        <w:t>}</w:t>
+      </w:r>
+    </w:p>
+    <w:p>
+      <w:pPr>
+        <w:rPr>
+          <w:b/>
+          <w:bCs/>
+        </w:rPr>
+      </w:pPr>
+      <w:r>
+        <w:rPr>
+          <w:b/>
+          <w:bCs/>
+        </w:rPr>
+        <w:t>8) RADIX SORT :</w:t>
+      </w:r>
+    </w:p>
+    <w:p>
+      <w:pPr>
+        <w:rPr>
+          <w:b/>
+          <w:bCs/>
+        </w:rPr>
+      </w:pPr>
+      <w:r>
+        <w:rPr>
+          <w:b/>
+          <w:bCs/>
+        </w:rPr>
+        <w:t>-&gt; if numbers go from lsb to msb , else for strings we can go from left to right</w:t>
+      </w:r>
+    </w:p>
+    <w:p>
+      <w:pPr>
+        <w:rPr>
+          <w:b/>
+          <w:bCs/>
+        </w:rPr>
+      </w:pPr>
+      <w:r>
+        <w:rPr>
+          <w:b/>
+          <w:bCs/>
+        </w:rPr>
+        <w:t>-&gt; same counting sort but on digit or element postion based</w:t>
+      </w:r>
+    </w:p>
+    <w:p>
+      <w:pPr>
+        <w:rPr>
+          <w:b/>
+          <w:bCs/>
+        </w:rPr>
+      </w:pPr>
+      <w:r>
+        <w:rPr>
+          <w:b/>
+          <w:bCs/>
+        </w:rPr>
+        <w:t>APP:</w:t>
+      </w:r>
+    </w:p>
+    <w:p>
+      <w:pPr>
+        <w:rPr>
+          <w:b/>
+          <w:bCs/>
+        </w:rPr>
+      </w:pPr>
+      <w:r>
+        <w:rPr>
+          <w:b/>
+          <w:bCs/>
+        </w:rPr>
+        <w:t>-&gt; call the radix helper function everytime in the loop until the exp&lt;=maxNum(app1) or digCount&gt;0 (app2) and then do the counting sort based on the digit positon and update</w:t>
+      </w:r>
+    </w:p>
+    <w:p>
+      <w:pPr>
+        <w:rPr>
+          <w:b/>
+          <w:bCs/>
+        </w:rPr>
+      </w:pPr>
+      <w:r>
+        <w:rPr>
+          <w:b/>
+          <w:bCs/>
+        </w:rPr>
+        <w:t>CODE: TC: O(N X d) , SC: O(N + 10)</w:t>
+      </w:r>
+    </w:p>
+    <w:p>
+      <w:r>
+        <w:t>class Solution {</w:t>
+      </w:r>
+    </w:p>
+    <w:p>
+      <w:r>
+        <w:t xml:space="preserve">    static void radixSort(int arr[], int n) {</w:t>
+      </w:r>
+    </w:p>
+    <w:p>
+      <w:r>
+        <w:t xml:space="preserve">        int max = Integer.MIN_VALUE;</w:t>
+      </w:r>
+    </w:p>
+    <w:p>
+      <w:r>
+        <w:t xml:space="preserve">    for(int i : arr)</w:t>
+      </w:r>
+    </w:p>
+    <w:p>
+      <w:r>
+        <w:t xml:space="preserve">        max = Math.max(max , i);</w:t>
+      </w:r>
+    </w:p>
+    <w:p/>
+    <w:p>
+      <w:r>
+        <w:t xml:space="preserve">    int exp = 1;</w:t>
+      </w:r>
+    </w:p>
+    <w:p>
+      <w:r>
+        <w:t xml:space="preserve">    while(exp&lt;=max)</w:t>
       </w:r>
     </w:p>
     <w:p>
@@ -1191,17 +2622,13 @@
     </w:p>
     <w:p>
       <w:r>
-        <w:t xml:space="preserve">        int temp = arr[i];</w:t>
-      </w:r>
-    </w:p>
-    <w:p>
-      <w:r>
-        <w:t xml:space="preserve">        arr[i] = arr[j];</w:t>
-      </w:r>
-    </w:p>
-    <w:p>
-      <w:r>
-        <w:t xml:space="preserve">        arr[j] = temp;</w:t>
+        <w:lastRenderedPageBreak/>
+        <w:t xml:space="preserve">        radix(arr  , exp);</w:t>
+      </w:r>
+    </w:p>
+    <w:p>
+      <w:r>
+        <w:t xml:space="preserve">        exp*=10;</w:t>
       </w:r>
     </w:p>
     <w:p>
@@ -1211,249 +2638,175 @@
     </w:p>
     <w:p>
       <w:r>
+        <w:t xml:space="preserve">    }</w:t>
+      </w:r>
+    </w:p>
+    <w:p>
+      <w:r>
+        <w:t xml:space="preserve">       static void radix(int arr[] , int exp)</w:t>
+      </w:r>
+    </w:p>
+    <w:p>
+      <w:r>
+        <w:t xml:space="preserve">    {</w:t>
+      </w:r>
+    </w:p>
+    <w:p>
+      <w:r>
+        <w:t xml:space="preserve">        int count[] = new int[10];</w:t>
+      </w:r>
+    </w:p>
+    <w:p>
+      <w:r>
+        <w:t xml:space="preserve">        int output[] = new int[arr.length];        </w:t>
+      </w:r>
+    </w:p>
+    <w:p>
+      <w:r>
+        <w:t xml:space="preserve">    for(int ele: arr )</w:t>
+      </w:r>
+    </w:p>
+    <w:p>
+      <w:r>
+        <w:t xml:space="preserve">    {</w:t>
+      </w:r>
+    </w:p>
+    <w:p>
+      <w:r>
+        <w:t xml:space="preserve">        ele/=exp;</w:t>
+      </w:r>
+    </w:p>
+    <w:p>
+      <w:r>
+        <w:t xml:space="preserve">        count[ele%10]++;</w:t>
+      </w:r>
+      <w:r>
         <w:t>}</w:t>
       </w:r>
     </w:p>
-    <w:p/>
-    <w:p/>
-    <w:p/>
-    <w:p/>
-    <w:p/>
-    <w:p/>
-    <w:p/>
-    <w:p/>
-    <w:p/>
-    <w:p/>
-    <w:p/>
-    <w:p/>
-    <w:p/>
-    <w:p/>
-    <w:p/>
-    <w:p/>
-    <w:p/>
-    <w:p>
-      <w:pPr>
-        <w:rPr>
-          <w:b/>
-          <w:bCs/>
-        </w:rPr>
-      </w:pPr>
-      <w:r>
-        <w:rPr>
-          <w:b/>
-          <w:bCs/>
-        </w:rPr>
+    <w:p>
+      <w:r>
+        <w:t>f</w:t>
+      </w:r>
+      <w:r>
+        <w:t>or(int i = 1 ; i&lt; count.length ; i++)</w:t>
+      </w:r>
+    </w:p>
+    <w:p>
+      <w:r>
+        <w:t xml:space="preserve">        count[i]+=count[i-1]</w:t>
+      </w:r>
+      <w:r>
+        <w:t>;</w:t>
+      </w:r>
+    </w:p>
+    <w:p/>
+    <w:p>
+      <w:r>
+        <w:t xml:space="preserve">    for(int i = arr.length-1 ; i&gt;=0 ; i--)</w:t>
+      </w:r>
+    </w:p>
+    <w:p>
+      <w:r>
+        <w:t xml:space="preserve">    {</w:t>
+      </w:r>
+    </w:p>
+    <w:p>
+      <w:r>
+        <w:t xml:space="preserve">        int ele = arr[i];</w:t>
+      </w:r>
+    </w:p>
+    <w:p>
+      <w:r>
+        <w:t xml:space="preserve">        ele/=exp;</w:t>
+      </w:r>
+    </w:p>
+    <w:p>
+      <w:r>
+        <w:t xml:space="preserve">        output[--count[ele%10]] = arr[i];</w:t>
+      </w:r>
+    </w:p>
+    <w:p>
+      <w:r>
+        <w:t xml:space="preserve">    }   </w:t>
+      </w:r>
+    </w:p>
+    <w:p>
+      <w:r>
+        <w:t xml:space="preserve">    for(int i = 0 ; i&lt; arr.length ; i++)</w:t>
+      </w:r>
+    </w:p>
+    <w:p>
+      <w:r>
+        <w:t xml:space="preserve">        arr[i] = output[i];</w:t>
+      </w:r>
+    </w:p>
+    <w:p>
+      <w:r>
+        <w:t xml:space="preserve">    }    </w:t>
+      </w:r>
+    </w:p>
+    <w:p>
+      <w:r>
+        <w:t>}</w:t>
+      </w:r>
+    </w:p>
+    <w:p/>
+    <w:p>
+      <w:pPr>
+        <w:rPr>
+          <w:b/>
+          <w:bCs/>
+        </w:rPr>
+      </w:pPr>
+      <w:r>
+        <w:rPr>
+          <w:b/>
+          <w:bCs/>
+        </w:rPr>
+        <w:t>FOR STRING :</w:t>
+      </w:r>
+    </w:p>
+    <w:p>
+      <w:r>
+        <w:t>class Solution {</w:t>
+      </w:r>
+    </w:p>
+    <w:p>
+      <w:r>
         <w:lastRenderedPageBreak/>
-        <w:t>7) COUNTING SORT</w:t>
-      </w:r>
-    </w:p>
-    <w:p>
-      <w:pPr>
-        <w:rPr>
-          <w:b/>
-          <w:bCs/>
-        </w:rPr>
-      </w:pPr>
-      <w:r>
-        <w:rPr>
-          <w:b/>
-          <w:bCs/>
-        </w:rPr>
-        <w:t>-&gt; if differences are very higher not applied</w:t>
-      </w:r>
-    </w:p>
-    <w:p>
-      <w:pPr>
-        <w:rPr>
-          <w:b/>
-          <w:bCs/>
-        </w:rPr>
-      </w:pPr>
-      <w:r>
-        <w:rPr>
-          <w:b/>
-          <w:bCs/>
-        </w:rPr>
-        <w:t xml:space="preserve">-&gt; find the maximum value </w:t>
-      </w:r>
-    </w:p>
-    <w:p>
-      <w:pPr>
-        <w:rPr>
-          <w:b/>
-          <w:bCs/>
-        </w:rPr>
-      </w:pPr>
-      <w:r>
-        <w:rPr>
-          <w:b/>
-          <w:bCs/>
-        </w:rPr>
-        <w:t>-&gt; declare an array of that size</w:t>
-      </w:r>
-    </w:p>
-    <w:p>
-      <w:pPr>
-        <w:rPr>
-          <w:b/>
-          <w:bCs/>
-        </w:rPr>
-      </w:pPr>
-      <w:r>
-        <w:rPr>
-          <w:b/>
-          <w:bCs/>
-        </w:rPr>
-        <w:t xml:space="preserve">-&gt; count freq and put in the resultant array </w:t>
-      </w:r>
-    </w:p>
-    <w:p>
-      <w:pPr>
-        <w:rPr>
-          <w:b/>
-          <w:bCs/>
-        </w:rPr>
-      </w:pPr>
-      <w:r>
-        <w:rPr>
-          <w:b/>
-          <w:bCs/>
-        </w:rPr>
-        <w:t>1)</w:t>
-      </w:r>
-    </w:p>
-    <w:p>
-      <w:r>
-        <w:t>class Solution {</w:t>
-      </w:r>
-    </w:p>
-    <w:p>
-      <w:r>
-        <w:t xml:space="preserve">    public static String countSort(String s) {</w:t>
-      </w:r>
-    </w:p>
-    <w:p>
-      <w:r>
-        <w:t xml:space="preserve">    int max = Integer.MIN_VALUE;</w:t>
-      </w:r>
-    </w:p>
-    <w:p>
-      <w:r>
-        <w:t xml:space="preserve">      for(int i = 0 ; i&lt; s.length() ; i++)</w:t>
-      </w:r>
-    </w:p>
-    <w:p>
-      <w:r>
-        <w:t xml:space="preserve">      {</w:t>
-      </w:r>
-    </w:p>
-    <w:p>
-      <w:r>
-        <w:t xml:space="preserve">          char ch = s.charAt(i);</w:t>
-      </w:r>
-    </w:p>
-    <w:p>
-      <w:r>
-        <w:t xml:space="preserve">          max = Math.max(max , (int)ch);</w:t>
-      </w:r>
-    </w:p>
-    <w:p>
-      <w:r>
-        <w:t xml:space="preserve">      }      </w:t>
-      </w:r>
-    </w:p>
-    <w:p>
-      <w:r>
-        <w:t xml:space="preserve">      int count[] = new int[max-97+1]</w:t>
-      </w:r>
-      <w:r>
-        <w:t>;</w:t>
-      </w:r>
-    </w:p>
-    <w:p>
-      <w:r>
-        <w:t xml:space="preserve">      for(int i = 0 ; i&lt; s.length() ; i++)</w:t>
-      </w:r>
-    </w:p>
-    <w:p>
-      <w:r>
-        <w:t xml:space="preserve">      {</w:t>
-      </w:r>
-    </w:p>
-    <w:p>
-      <w:r>
-        <w:t xml:space="preserve">          char ch = s.charAt(i);</w:t>
-      </w:r>
-    </w:p>
-    <w:p>
-      <w:r>
-        <w:t xml:space="preserve">          count[ch-97]++;</w:t>
-      </w:r>
-    </w:p>
-    <w:p>
-      <w:r>
-        <w:t xml:space="preserve">      }</w:t>
-      </w:r>
-    </w:p>
-    <w:p>
-      <w:r>
-        <w:t xml:space="preserve">      StringBuilder res = new StringBuilder();</w:t>
-      </w:r>
-    </w:p>
-    <w:p>
-      <w:r>
-        <w:t xml:space="preserve">      for(int i = 0 ; i&lt;count.length ; i++)</w:t>
-      </w:r>
-    </w:p>
-    <w:p>
-      <w:r>
-        <w:t xml:space="preserve">      {</w:t>
-      </w:r>
-    </w:p>
-    <w:p>
-      <w:r>
-        <w:t xml:space="preserve">          if(count[i]&gt;0)</w:t>
-      </w:r>
-    </w:p>
-    <w:p>
-      <w:r>
-        <w:t xml:space="preserve">          {</w:t>
-      </w:r>
-    </w:p>
-    <w:p>
-      <w:r>
-        <w:t xml:space="preserve">              char ch = (char)(i+97);</w:t>
-      </w:r>
-    </w:p>
-    <w:p>
-      <w:r>
-        <w:t xml:space="preserve">              int freq = count[i];</w:t>
-      </w:r>
-    </w:p>
-    <w:p>
-      <w:r>
-        <w:t xml:space="preserve">              while(freq--&gt;0)</w:t>
-      </w:r>
-    </w:p>
-    <w:p>
-      <w:r>
-        <w:lastRenderedPageBreak/>
-        <w:t xml:space="preserve">              res.append(ch);</w:t>
-      </w:r>
-    </w:p>
-    <w:p>
-      <w:r>
-        <w:t xml:space="preserve">          }</w:t>
-      </w:r>
-    </w:p>
-    <w:p>
-      <w:r>
-        <w:t xml:space="preserve">      }</w:t>
-      </w:r>
-    </w:p>
-    <w:p>
-      <w:r>
-        <w:t xml:space="preserve">         return res.toString();</w:t>
+        <w:t xml:space="preserve">    static void radixSort(String[] arr) {</w:t>
+      </w:r>
+    </w:p>
+    <w:p>
+      <w:r>
+        <w:t xml:space="preserve">        int maxLen = 0;</w:t>
+      </w:r>
+    </w:p>
+    <w:p>
+      <w:r>
+        <w:t xml:space="preserve">        for (String s : arr)</w:t>
+      </w:r>
+    </w:p>
+    <w:p>
+      <w:r>
+        <w:t xml:space="preserve">            maxLen = Math.max(maxLen, s.length());</w:t>
+      </w:r>
+    </w:p>
+    <w:p/>
+    <w:p>
+      <w:r>
+        <w:t xml:space="preserve">        for (int pos = maxLen - 1; pos &gt;= 0; pos--) {</w:t>
+      </w:r>
+    </w:p>
+    <w:p>
+      <w:r>
+        <w:t xml:space="preserve">            countingSort(arr, pos);</w:t>
+      </w:r>
+    </w:p>
+    <w:p>
+      <w:r>
+        <w:t xml:space="preserve">        }</w:t>
       </w:r>
     </w:p>
     <w:p>
@@ -1461,6 +2814,135 @@
         <w:t xml:space="preserve">    }</w:t>
       </w:r>
     </w:p>
+    <w:p/>
+    <w:p>
+      <w:r>
+        <w:t xml:space="preserve">    static void countingSort(String[] arr, int pos) {</w:t>
+      </w:r>
+    </w:p>
+    <w:p>
+      <w:r>
+        <w:t xml:space="preserve">        int n = arr.length;</w:t>
+      </w:r>
+    </w:p>
+    <w:p>
+      <w:r>
+        <w:t xml:space="preserve">        String[] output = new String[n];</w:t>
+      </w:r>
+    </w:p>
+    <w:p/>
+    <w:p>
+      <w:r>
+        <w:t xml:space="preserve">        int[] count = new int[27];</w:t>
+      </w:r>
+      <w:r>
+        <w:t xml:space="preserve">         // 0 -&gt; no character   || 1-26 -&gt; a-z</w:t>
+      </w:r>
+    </w:p>
+    <w:p/>
+    <w:p>
+      <w:r>
+        <w:t xml:space="preserve">        for (String s : arr) {</w:t>
+      </w:r>
+    </w:p>
+    <w:p>
+      <w:r>
+        <w:t xml:space="preserve">            int idx;</w:t>
+      </w:r>
+    </w:p>
+    <w:p>
+      <w:r>
+        <w:t xml:space="preserve">            if (pos &gt;= s.length())</w:t>
+      </w:r>
+    </w:p>
+    <w:p>
+      <w:r>
+        <w:t xml:space="preserve">                idx = 0;</w:t>
+      </w:r>
+    </w:p>
+    <w:p>
+      <w:r>
+        <w:t xml:space="preserve">            else</w:t>
+      </w:r>
+    </w:p>
+    <w:p>
+      <w:r>
+        <w:t xml:space="preserve">                idx = (s.charAt(pos) - 'a') + 1;</w:t>
+      </w:r>
+    </w:p>
+    <w:p/>
+    <w:p>
+      <w:r>
+        <w:t xml:space="preserve">            count[idx]++;</w:t>
+      </w:r>
+    </w:p>
+    <w:p>
+      <w:r>
+        <w:t xml:space="preserve">        }</w:t>
+      </w:r>
+    </w:p>
+    <w:p/>
+    <w:p>
+      <w:r>
+        <w:t xml:space="preserve">        for (int i = 1; i &lt; 27; i++)</w:t>
+      </w:r>
+    </w:p>
+    <w:p>
+      <w:r>
+        <w:t xml:space="preserve">            count[i] += count[i - 1];</w:t>
+      </w:r>
+    </w:p>
+    <w:p/>
+    <w:p>
+      <w:r>
+        <w:t xml:space="preserve">        for (int i = n - 1; i &gt;= 0; i--) {</w:t>
+      </w:r>
+    </w:p>
+    <w:p>
+      <w:r>
+        <w:t xml:space="preserve">            int idx;</w:t>
+      </w:r>
+    </w:p>
+    <w:p>
+      <w:r>
+        <w:t xml:space="preserve">            if (pos &gt;= arr[i].length())</w:t>
+      </w:r>
+    </w:p>
+    <w:p>
+      <w:r>
+        <w:t xml:space="preserve">                idx = 0;</w:t>
+      </w:r>
+    </w:p>
+    <w:p>
+      <w:r>
+        <w:t xml:space="preserve">            else</w:t>
+      </w:r>
+    </w:p>
+    <w:p>
+      <w:r>
+        <w:t xml:space="preserve">                idx = (arr[i].charAt(pos) - 'a') + 1;</w:t>
+      </w:r>
+    </w:p>
+    <w:p>
+      <w:r>
+        <w:t xml:space="preserve">            output[--count[idx]] = arr[i];</w:t>
+      </w:r>
+    </w:p>
+    <w:p>
+      <w:r>
+        <w:t xml:space="preserve">        }</w:t>
+      </w:r>
+    </w:p>
+    <w:p>
+      <w:r>
+        <w:t xml:space="preserve">        System.arraycopy(output, 0, arr, 0, n);</w:t>
+      </w:r>
+    </w:p>
+    <w:p>
+      <w:r>
+        <w:t xml:space="preserve">    }</w:t>
+      </w:r>
+    </w:p>
     <w:p>
       <w:r>
         <w:t>}</w:t>
@@ -1478,117 +2960,188 @@
           <w:b/>
           <w:bCs/>
         </w:rPr>
-        <w:t>APP 2:</w:t>
-      </w:r>
-    </w:p>
-    <w:p>
-      <w:pPr>
-        <w:rPr>
-          <w:b/>
-          <w:bCs/>
-        </w:rPr>
-      </w:pPr>
-      <w:r>
-        <w:rPr>
-          <w:b/>
-          <w:bCs/>
-        </w:rPr>
-        <w:t xml:space="preserve">-&gt;same store freq </w:t>
-      </w:r>
-    </w:p>
-    <w:p>
-      <w:pPr>
-        <w:rPr>
-          <w:b/>
-          <w:bCs/>
-        </w:rPr>
-      </w:pPr>
-      <w:r>
-        <w:rPr>
-          <w:b/>
-          <w:bCs/>
-        </w:rPr>
-        <w:t>-&gt;after that do prefix sum</w:t>
-      </w:r>
-    </w:p>
-    <w:p>
-      <w:pPr>
-        <w:rPr>
-          <w:b/>
-          <w:bCs/>
-        </w:rPr>
-      </w:pPr>
-      <w:r>
-        <w:rPr>
-          <w:b/>
-          <w:bCs/>
-        </w:rPr>
-        <w:t>-&gt; if we have done that then the output[--count[arr[i]]] will be = arr[i]</w:t>
-      </w:r>
-    </w:p>
-    <w:p>
-      <w:r>
-        <w:t xml:space="preserve">    </w:t>
-      </w:r>
-      <w:r>
-        <w:t>class Solution {</w:t>
-      </w:r>
-    </w:p>
-    <w:p>
-      <w:r>
-        <w:t xml:space="preserve">    public static String countSort(String s) {</w:t>
-      </w:r>
-    </w:p>
-    <w:p>
-      <w:r>
-        <w:t xml:space="preserve">        int[] count = new int[26];</w:t>
-      </w:r>
-    </w:p>
-    <w:p>
-      <w:r>
-        <w:t xml:space="preserve">        for (int i = 0; i &lt; s.length(); i++)</w:t>
-      </w:r>
-    </w:p>
-    <w:p>
-      <w:r>
-        <w:t xml:space="preserve">            count[s.charAt(i) - 'a']++;</w:t>
-      </w:r>
-    </w:p>
-    <w:p/>
-    <w:p>
-      <w:r>
-        <w:t xml:space="preserve">        for (int i = 1; i &lt; 26; i++)         // Prefix sum</w:t>
-      </w:r>
-    </w:p>
-    <w:p>
-      <w:r>
-        <w:t xml:space="preserve">            count[i] += count[i - 1];</w:t>
-      </w:r>
-    </w:p>
-    <w:p/>
-    <w:p>
-      <w:r>
-        <w:t xml:space="preserve">        char[] output = new char[s.length()];</w:t>
-      </w:r>
-    </w:p>
-    <w:p>
-      <w:r>
-        <w:t xml:space="preserve">        // Stable placement</w:t>
-      </w:r>
-    </w:p>
-    <w:p>
-      <w:r>
-        <w:t xml:space="preserve">        for (int i = s.length() - 1; i &gt;= 0; i--) {</w:t>
-      </w:r>
-    </w:p>
-    <w:p>
-      <w:r>
-        <w:t xml:space="preserve">            char ch = s.charAt(i);</w:t>
-      </w:r>
-    </w:p>
-    <w:p>
-      <w:r>
-        <w:t xml:space="preserve">            output[--count[ch - 'a']] = ch;</w:t>
+        <w:t>9)BUCKET SORT:</w:t>
+      </w:r>
+    </w:p>
+    <w:p>
+      <w:pPr>
+        <w:rPr>
+          <w:b/>
+          <w:bCs/>
+        </w:rPr>
+      </w:pPr>
+      <w:r>
+        <w:rPr>
+          <w:b/>
+          <w:bCs/>
+        </w:rPr>
+        <w:t>-&gt; put the elements in a bucket based on the intervals it comes</w:t>
+      </w:r>
+    </w:p>
+    <w:p>
+      <w:pPr>
+        <w:rPr>
+          <w:b/>
+          <w:bCs/>
+        </w:rPr>
+      </w:pPr>
+      <w:r>
+        <w:rPr>
+          <w:b/>
+          <w:bCs/>
+        </w:rPr>
+        <w:t>-&gt;sort the internal buckets and combine them finallly</w:t>
+      </w:r>
+    </w:p>
+    <w:p>
+      <w:r>
+        <w:t>public static void bucketSort(int[] arr) {</w:t>
+      </w:r>
+    </w:p>
+    <w:p>
+      <w:r>
+        <w:t xml:space="preserve">    if (arr.length &lt;= 1) return;</w:t>
+      </w:r>
+    </w:p>
+    <w:p/>
+    <w:p>
+      <w:r>
+        <w:t xml:space="preserve">    int min = arr[0];</w:t>
+      </w:r>
+    </w:p>
+    <w:p>
+      <w:r>
+        <w:t xml:space="preserve">    int max = arr[0];</w:t>
+      </w:r>
+    </w:p>
+    <w:p/>
+    <w:p>
+      <w:r>
+        <w:t xml:space="preserve">    for (int num : arr) {</w:t>
+      </w:r>
+    </w:p>
+    <w:p>
+      <w:r>
+        <w:t xml:space="preserve">        min = Math.min(min, num);</w:t>
+      </w:r>
+    </w:p>
+    <w:p>
+      <w:r>
+        <w:t xml:space="preserve">        max = Math.max(max, num);</w:t>
+      </w:r>
+    </w:p>
+    <w:p>
+      <w:r>
+        <w:t xml:space="preserve">    }</w:t>
+      </w:r>
+    </w:p>
+    <w:p/>
+    <w:p>
+      <w:r>
+        <w:t xml:space="preserve">    int bucketCount = arr.length;</w:t>
+      </w:r>
+    </w:p>
+    <w:p>
+      <w:r>
+        <w:t xml:space="preserve">    int bucketWidth = (max - min + bucketCount) / bucketCount;</w:t>
+      </w:r>
+    </w:p>
+    <w:p/>
+    <w:p>
+      <w:r>
+        <w:t xml:space="preserve">    ArrayList&lt;Integer&gt;[] buckets = new ArrayList[bucketCount];</w:t>
+      </w:r>
+    </w:p>
+    <w:p/>
+    <w:p>
+      <w:r>
+        <w:t xml:space="preserve">    for (int i = 0; i &lt; bucketCount; i++) </w:t>
+      </w:r>
+    </w:p>
+    <w:p>
+      <w:r>
+        <w:t xml:space="preserve">        buckets[i] = new ArrayList&lt;&gt;();</w:t>
+      </w:r>
+    </w:p>
+    <w:p>
+      <w:r>
+        <w:t xml:space="preserve">  </w:t>
+      </w:r>
+    </w:p>
+    <w:p>
+      <w:r>
+        <w:t xml:space="preserve">    // Distribute elements into buckets</w:t>
+      </w:r>
+    </w:p>
+    <w:p>
+      <w:r>
+        <w:t xml:space="preserve">    for (int num : arr) {</w:t>
+      </w:r>
+    </w:p>
+    <w:p>
+      <w:r>
+        <w:t xml:space="preserve">        int bucketIndex = (num - min) / bucketWidth;</w:t>
+      </w:r>
+    </w:p>
+    <w:p/>
+    <w:p>
+      <w:r>
+        <w:t xml:space="preserve">        if (bucketIndex &gt;= bucketCount) </w:t>
+      </w:r>
+    </w:p>
+    <w:p>
+      <w:r>
+        <w:t xml:space="preserve">            bucketIndex = bucketCount - 1;</w:t>
+      </w:r>
+    </w:p>
+    <w:p>
+      <w:r>
+        <w:t xml:space="preserve">    buckets[bucketIndex].add(num);</w:t>
+      </w:r>
+    </w:p>
+    <w:p>
+      <w:r>
+        <w:t xml:space="preserve">    }</w:t>
+      </w:r>
+    </w:p>
+    <w:p>
+      <w:r>
+        <w:t xml:space="preserve">    for (ArrayList&lt;Integer&gt; bucket : buckets) //sort bucket internally</w:t>
+      </w:r>
+    </w:p>
+    <w:p>
+      <w:r>
+        <w:t xml:space="preserve">        Collections.sort(bucket);</w:t>
+      </w:r>
+    </w:p>
+    <w:p>
+      <w:r>
+        <w:t xml:space="preserve">  </w:t>
+      </w:r>
+    </w:p>
+    <w:p>
+      <w:r>
+        <w:t xml:space="preserve">    // Merge buckets back into array</w:t>
+      </w:r>
+    </w:p>
+    <w:p>
+      <w:r>
+        <w:t xml:space="preserve">    int index = 0;</w:t>
+      </w:r>
+    </w:p>
+    <w:p>
+      <w:r>
+        <w:t xml:space="preserve">    for (ArrayList&lt;Integer&gt; bucket : buckets) {</w:t>
+      </w:r>
+    </w:p>
+    <w:p>
+      <w:r>
+        <w:t xml:space="preserve">        for (int num : bucket) {</w:t>
+      </w:r>
+    </w:p>
+    <w:p>
+      <w:r>
+        <w:t xml:space="preserve">            arr[index++] = num;</w:t>
       </w:r>
     </w:p>
     <w:p>
@@ -1598,11 +3151,6 @@
     </w:p>
     <w:p>
       <w:r>
-        <w:t xml:space="preserve">        return new String(output);</w:t>
-      </w:r>
-    </w:p>
-    <w:p>
-      <w:r>
         <w:t xml:space="preserve">    }</w:t>
       </w:r>
     </w:p>
@@ -1611,707 +3159,33 @@
         <w:t>}</w:t>
       </w:r>
     </w:p>
-    <w:p>
-      <w:pPr>
-        <w:rPr>
-          <w:b/>
-          <w:bCs/>
-        </w:rPr>
-      </w:pPr>
-      <w:r>
-        <w:rPr>
-          <w:b/>
-          <w:bCs/>
-        </w:rPr>
-        <w:lastRenderedPageBreak/>
-        <w:t>8) RADIX SORT :</w:t>
-      </w:r>
-    </w:p>
-    <w:p>
-      <w:pPr>
-        <w:rPr>
-          <w:b/>
-          <w:bCs/>
-        </w:rPr>
-      </w:pPr>
-      <w:r>
-        <w:rPr>
-          <w:b/>
-          <w:bCs/>
-        </w:rPr>
-        <w:t>-&gt; if numbers go from lsb to msb , else for strings we can go from left to right</w:t>
-      </w:r>
-    </w:p>
-    <w:p>
-      <w:pPr>
-        <w:rPr>
-          <w:b/>
-          <w:bCs/>
-        </w:rPr>
-      </w:pPr>
-      <w:r>
-        <w:rPr>
-          <w:b/>
-          <w:bCs/>
-        </w:rPr>
-        <w:t>-&gt; same counting sort but on digit or element postion based</w:t>
-      </w:r>
-    </w:p>
-    <w:p>
-      <w:pPr>
-        <w:rPr>
-          <w:b/>
-          <w:bCs/>
-        </w:rPr>
-      </w:pPr>
-      <w:r>
-        <w:rPr>
-          <w:b/>
-          <w:bCs/>
-        </w:rPr>
-        <w:t>APP:</w:t>
-      </w:r>
-    </w:p>
-    <w:p>
-      <w:pPr>
-        <w:rPr>
-          <w:b/>
-          <w:bCs/>
-        </w:rPr>
-      </w:pPr>
-      <w:r>
-        <w:rPr>
-          <w:b/>
-          <w:bCs/>
-        </w:rPr>
-        <w:t>-&gt; call the radix helper function everytime in the loop until the exp&lt;=maxNum(app1) or digCount&gt;0 (app2) and then do the counting sort based on the digit positon and update</w:t>
-      </w:r>
-    </w:p>
-    <w:p>
-      <w:pPr>
-        <w:rPr>
-          <w:b/>
-          <w:bCs/>
-        </w:rPr>
-      </w:pPr>
-      <w:r>
-        <w:rPr>
-          <w:b/>
-          <w:bCs/>
-        </w:rPr>
-        <w:t>CODE: TC: O(N X d) , SC: O(N + 10)</w:t>
-      </w:r>
-    </w:p>
-    <w:p>
-      <w:r>
-        <w:t>class Solution {</w:t>
-      </w:r>
-    </w:p>
-    <w:p>
-      <w:r>
-        <w:t xml:space="preserve">    static void radixSort(int arr[], int n) {</w:t>
-      </w:r>
-    </w:p>
-    <w:p>
-      <w:r>
-        <w:t xml:space="preserve">        int max = Integer.MIN_VALUE;</w:t>
-      </w:r>
-    </w:p>
-    <w:p>
-      <w:r>
-        <w:t xml:space="preserve">    for(int i : arr)</w:t>
-      </w:r>
-    </w:p>
-    <w:p>
-      <w:r>
-        <w:t xml:space="preserve">        max = Math.max(max , i);</w:t>
-      </w:r>
-    </w:p>
-    <w:p/>
-    <w:p>
-      <w:r>
-        <w:t xml:space="preserve">    int exp = 1;</w:t>
-      </w:r>
-    </w:p>
-    <w:p>
-      <w:r>
-        <w:t xml:space="preserve">    while(exp&lt;=max)</w:t>
-      </w:r>
-    </w:p>
-    <w:p>
-      <w:r>
-        <w:t xml:space="preserve">    {</w:t>
-      </w:r>
-    </w:p>
-    <w:p>
-      <w:r>
-        <w:t xml:space="preserve">        radix(arr  , exp);</w:t>
-      </w:r>
-    </w:p>
-    <w:p>
-      <w:r>
-        <w:t xml:space="preserve">        exp*=10;</w:t>
-      </w:r>
-    </w:p>
-    <w:p>
-      <w:r>
-        <w:t xml:space="preserve">    }</w:t>
-      </w:r>
-    </w:p>
-    <w:p>
-      <w:r>
-        <w:t xml:space="preserve">    }</w:t>
-      </w:r>
-    </w:p>
-    <w:p>
-      <w:r>
-        <w:t xml:space="preserve">       static void radix(int arr[] , int exp)</w:t>
-      </w:r>
-    </w:p>
-    <w:p>
-      <w:r>
-        <w:t xml:space="preserve">    {</w:t>
-      </w:r>
-    </w:p>
-    <w:p>
-      <w:r>
-        <w:t xml:space="preserve">        int count[] = new int[10];</w:t>
-      </w:r>
-    </w:p>
-    <w:p>
-      <w:r>
-        <w:t xml:space="preserve">        int output[] = new int[arr.length];        </w:t>
-      </w:r>
-    </w:p>
-    <w:p>
-      <w:r>
-        <w:t xml:space="preserve">    for(int ele: arr )</w:t>
-      </w:r>
-    </w:p>
-    <w:p>
-      <w:r>
-        <w:t xml:space="preserve">    {</w:t>
-      </w:r>
-    </w:p>
-    <w:p>
-      <w:r>
-        <w:t xml:space="preserve">        ele/=exp;</w:t>
-      </w:r>
-    </w:p>
-    <w:p>
-      <w:r>
-        <w:t xml:space="preserve">        count[ele%10]++;</w:t>
-      </w:r>
-      <w:r>
-        <w:t>}</w:t>
-      </w:r>
-    </w:p>
-    <w:p>
-      <w:r>
-        <w:lastRenderedPageBreak/>
-        <w:t>f</w:t>
-      </w:r>
-      <w:r>
-        <w:t>or(int i = 1 ; i&lt; count.length ; i++)</w:t>
-      </w:r>
-    </w:p>
-    <w:p>
-      <w:r>
-        <w:t xml:space="preserve">        count[i]+=count[i-1]</w:t>
-      </w:r>
-      <w:r>
-        <w:t>;</w:t>
-      </w:r>
-    </w:p>
-    <w:p/>
-    <w:p>
-      <w:r>
-        <w:t xml:space="preserve">    for(int i = arr.length-1 ; i&gt;=0 ; i--)</w:t>
-      </w:r>
-    </w:p>
-    <w:p>
-      <w:r>
-        <w:t xml:space="preserve">    {</w:t>
-      </w:r>
-    </w:p>
-    <w:p>
-      <w:r>
-        <w:t xml:space="preserve">        int ele = arr[i];</w:t>
-      </w:r>
-    </w:p>
-    <w:p>
-      <w:r>
-        <w:t xml:space="preserve">        ele/=exp;</w:t>
-      </w:r>
-    </w:p>
-    <w:p>
-      <w:r>
-        <w:t xml:space="preserve">        output[--count[ele%10]] = arr[i];</w:t>
-      </w:r>
-    </w:p>
-    <w:p>
-      <w:r>
-        <w:t xml:space="preserve">    }   </w:t>
-      </w:r>
-    </w:p>
-    <w:p>
-      <w:r>
-        <w:t xml:space="preserve">    for(int i = 0 ; i&lt; arr.length ; i++)</w:t>
-      </w:r>
-    </w:p>
-    <w:p>
-      <w:r>
-        <w:t xml:space="preserve">        arr[i] = output[i];</w:t>
-      </w:r>
-    </w:p>
-    <w:p>
-      <w:r>
-        <w:t xml:space="preserve">    }    </w:t>
-      </w:r>
-    </w:p>
-    <w:p>
-      <w:r>
-        <w:t>}</w:t>
-      </w:r>
-    </w:p>
-    <w:p/>
-    <w:p>
-      <w:pPr>
-        <w:rPr>
-          <w:b/>
-          <w:bCs/>
-        </w:rPr>
-      </w:pPr>
-      <w:r>
-        <w:rPr>
-          <w:b/>
-          <w:bCs/>
-        </w:rPr>
-        <w:t>FOR STRING :</w:t>
-      </w:r>
-    </w:p>
-    <w:p>
-      <w:r>
-        <w:t>class Solution {</w:t>
-      </w:r>
-    </w:p>
-    <w:p>
-      <w:r>
-        <w:t xml:space="preserve">    static void radixSort(String[] arr) {</w:t>
-      </w:r>
-    </w:p>
-    <w:p>
-      <w:r>
-        <w:t xml:space="preserve">        int maxLen = 0;</w:t>
-      </w:r>
-    </w:p>
-    <w:p>
-      <w:r>
-        <w:t xml:space="preserve">        for (String s : arr)</w:t>
-      </w:r>
-    </w:p>
-    <w:p>
-      <w:r>
-        <w:t xml:space="preserve">            maxLen = Math.max(maxLen, s.length());</w:t>
-      </w:r>
-    </w:p>
-    <w:p/>
-    <w:p>
-      <w:r>
-        <w:t xml:space="preserve">        for (int pos = maxLen - 1; pos &gt;= 0; pos--) {</w:t>
-      </w:r>
-    </w:p>
-    <w:p>
-      <w:r>
-        <w:t xml:space="preserve">            countingSort(arr, pos);</w:t>
-      </w:r>
-    </w:p>
-    <w:p>
-      <w:r>
-        <w:t xml:space="preserve">        }</w:t>
-      </w:r>
-    </w:p>
-    <w:p>
-      <w:r>
-        <w:t xml:space="preserve">    }</w:t>
-      </w:r>
-    </w:p>
-    <w:p/>
-    <w:p>
-      <w:r>
-        <w:t xml:space="preserve">    static void countingSort(String[] arr, int pos) {</w:t>
-      </w:r>
-    </w:p>
-    <w:p>
-      <w:r>
-        <w:t xml:space="preserve">        int n = arr.length;</w:t>
-      </w:r>
-    </w:p>
-    <w:p>
-      <w:r>
-        <w:lastRenderedPageBreak/>
-        <w:t xml:space="preserve">        String[] output = new String[n];</w:t>
-      </w:r>
-    </w:p>
-    <w:p/>
-    <w:p>
-      <w:r>
-        <w:t xml:space="preserve">        int[] count = new int[27];</w:t>
-      </w:r>
-      <w:r>
-        <w:t xml:space="preserve">         // 0 -&gt; no character   || 1-26 -&gt; a-z</w:t>
-      </w:r>
-    </w:p>
-    <w:p/>
-    <w:p>
-      <w:r>
-        <w:t xml:space="preserve">        for (String s : arr) {</w:t>
-      </w:r>
-    </w:p>
-    <w:p>
-      <w:r>
-        <w:t xml:space="preserve">            int idx;</w:t>
-      </w:r>
-    </w:p>
-    <w:p>
-      <w:r>
-        <w:t xml:space="preserve">            if (pos &gt;= s.length())</w:t>
-      </w:r>
-    </w:p>
-    <w:p>
-      <w:r>
-        <w:t xml:space="preserve">                idx = 0;</w:t>
-      </w:r>
-    </w:p>
-    <w:p>
-      <w:r>
-        <w:t xml:space="preserve">            else</w:t>
-      </w:r>
-    </w:p>
-    <w:p>
-      <w:r>
-        <w:t xml:space="preserve">                idx = (s.charAt(pos) - 'a') + 1;</w:t>
-      </w:r>
-    </w:p>
-    <w:p/>
-    <w:p>
-      <w:r>
-        <w:t xml:space="preserve">            count[idx]++;</w:t>
-      </w:r>
-    </w:p>
-    <w:p>
-      <w:r>
-        <w:t xml:space="preserve">        }</w:t>
-      </w:r>
-    </w:p>
-    <w:p/>
-    <w:p>
-      <w:r>
-        <w:t xml:space="preserve">        for (int i = 1; i &lt; 27; i++)</w:t>
-      </w:r>
-    </w:p>
-    <w:p>
-      <w:r>
-        <w:t xml:space="preserve">            count[i] += count[i - 1];</w:t>
-      </w:r>
-    </w:p>
-    <w:p/>
-    <w:p>
-      <w:r>
-        <w:t xml:space="preserve">        for (int i = n - 1; i &gt;= 0; i--) {</w:t>
-      </w:r>
-    </w:p>
-    <w:p>
-      <w:r>
-        <w:t xml:space="preserve">            int idx;</w:t>
-      </w:r>
-    </w:p>
-    <w:p>
-      <w:r>
-        <w:t xml:space="preserve">            if (pos &gt;= arr[i].length())</w:t>
-      </w:r>
-    </w:p>
-    <w:p>
-      <w:r>
-        <w:t xml:space="preserve">                idx = 0;</w:t>
-      </w:r>
-    </w:p>
-    <w:p>
-      <w:r>
-        <w:t xml:space="preserve">            else</w:t>
-      </w:r>
-    </w:p>
-    <w:p>
-      <w:r>
-        <w:t xml:space="preserve">                idx = (arr[i].charAt(pos) - 'a') + 1;</w:t>
-      </w:r>
-    </w:p>
-    <w:p>
-      <w:r>
-        <w:t xml:space="preserve">            output[--count[idx]] = arr[i];</w:t>
-      </w:r>
-    </w:p>
-    <w:p>
-      <w:r>
-        <w:t xml:space="preserve">        }</w:t>
-      </w:r>
-    </w:p>
-    <w:p>
-      <w:r>
-        <w:t xml:space="preserve">        System.arraycopy(output, 0, arr, 0, n);</w:t>
-      </w:r>
-    </w:p>
-    <w:p>
-      <w:r>
-        <w:t xml:space="preserve">    }</w:t>
-      </w:r>
-    </w:p>
-    <w:p>
-      <w:r>
-        <w:t>}</w:t>
-      </w:r>
-    </w:p>
-    <w:p>
-      <w:pPr>
-        <w:rPr>
-          <w:b/>
-          <w:bCs/>
-        </w:rPr>
-      </w:pPr>
-      <w:r>
-        <w:rPr>
-          <w:b/>
-          <w:bCs/>
-        </w:rPr>
-        <w:lastRenderedPageBreak/>
-        <w:t>9)BUCKET SORT:</w:t>
-      </w:r>
-    </w:p>
-    <w:p>
-      <w:pPr>
-        <w:rPr>
-          <w:b/>
-          <w:bCs/>
-        </w:rPr>
-      </w:pPr>
-      <w:r>
-        <w:rPr>
-          <w:b/>
-          <w:bCs/>
-        </w:rPr>
-        <w:t>-&gt; put the elements in a bucket based on the intervals it comes</w:t>
-      </w:r>
-    </w:p>
-    <w:p>
-      <w:pPr>
-        <w:rPr>
-          <w:b/>
-          <w:bCs/>
-        </w:rPr>
-      </w:pPr>
-      <w:r>
-        <w:rPr>
-          <w:b/>
-          <w:bCs/>
-        </w:rPr>
-        <w:t>-&gt;sort the internal buckets and combine them finallly</w:t>
-      </w:r>
-    </w:p>
-    <w:p>
-      <w:r>
-        <w:t>public static void bucketSort(int[] arr) {</w:t>
-      </w:r>
-    </w:p>
-    <w:p>
-      <w:r>
-        <w:t xml:space="preserve">    if (arr.length &lt;= 1) return;</w:t>
-      </w:r>
-    </w:p>
-    <w:p/>
-    <w:p>
-      <w:r>
-        <w:t xml:space="preserve">    int min = arr[0];</w:t>
-      </w:r>
-    </w:p>
-    <w:p>
-      <w:r>
-        <w:t xml:space="preserve">    int max = arr[0];</w:t>
-      </w:r>
-    </w:p>
-    <w:p/>
-    <w:p>
-      <w:r>
-        <w:t xml:space="preserve">    for (int num : arr) {</w:t>
-      </w:r>
-    </w:p>
-    <w:p>
-      <w:r>
-        <w:t xml:space="preserve">        min = Math.min(min, num);</w:t>
-      </w:r>
-    </w:p>
-    <w:p>
-      <w:r>
-        <w:t xml:space="preserve">        max = Math.max(max, num);</w:t>
-      </w:r>
-    </w:p>
-    <w:p>
-      <w:r>
-        <w:t xml:space="preserve">    }</w:t>
-      </w:r>
-    </w:p>
-    <w:p/>
-    <w:p>
-      <w:r>
-        <w:t xml:space="preserve">    int bucketCount = arr.length;</w:t>
-      </w:r>
-    </w:p>
-    <w:p>
-      <w:r>
-        <w:t xml:space="preserve">    int bucketWidth = (max - min + bucketCount) / bucketCount;</w:t>
-      </w:r>
-    </w:p>
-    <w:p/>
-    <w:p>
-      <w:r>
-        <w:t xml:space="preserve">    ArrayList&lt;Integer&gt;[] buckets = new ArrayList[bucketCount];</w:t>
-      </w:r>
-    </w:p>
-    <w:p/>
-    <w:p>
-      <w:r>
-        <w:t xml:space="preserve">    for (int i = 0; i &lt; bucketCount; i++) </w:t>
-      </w:r>
-    </w:p>
-    <w:p>
-      <w:r>
-        <w:t xml:space="preserve">        buckets[i] = new ArrayList&lt;&gt;();</w:t>
-      </w:r>
-    </w:p>
-    <w:p>
-      <w:r>
-        <w:t xml:space="preserve">  </w:t>
-      </w:r>
-    </w:p>
-    <w:p>
-      <w:r>
-        <w:t xml:space="preserve">    // Distribute elements into buckets</w:t>
-      </w:r>
-    </w:p>
-    <w:p>
-      <w:r>
-        <w:t xml:space="preserve">    for (int num : arr) {</w:t>
-      </w:r>
-    </w:p>
-    <w:p>
-      <w:r>
-        <w:t xml:space="preserve">        int bucketIndex = (num - min) / bucketWidth;</w:t>
-      </w:r>
-    </w:p>
-    <w:p/>
-    <w:p>
-      <w:r>
-        <w:t xml:space="preserve">        if (bucketIndex &gt;= bucketCount) </w:t>
-      </w:r>
-    </w:p>
-    <w:p>
-      <w:r>
-        <w:t xml:space="preserve">            bucketIndex = bucketCount - 1;</w:t>
-      </w:r>
-    </w:p>
-    <w:p>
-      <w:r>
-        <w:lastRenderedPageBreak/>
-        <w:t xml:space="preserve">    buckets[bucketIndex].add(num);</w:t>
-      </w:r>
-    </w:p>
-    <w:p>
-      <w:r>
-        <w:t xml:space="preserve">    }</w:t>
-      </w:r>
-    </w:p>
-    <w:p>
-      <w:r>
-        <w:t xml:space="preserve">    for (ArrayList&lt;Integer&gt; bucket : buckets) //sort bucket internally</w:t>
-      </w:r>
-    </w:p>
-    <w:p>
-      <w:r>
-        <w:t xml:space="preserve">        Collections.sort(bucket);</w:t>
-      </w:r>
-    </w:p>
-    <w:p>
-      <w:r>
-        <w:t xml:space="preserve">  </w:t>
-      </w:r>
-    </w:p>
-    <w:p>
-      <w:r>
-        <w:t xml:space="preserve">    // Merge buckets back into array</w:t>
-      </w:r>
-    </w:p>
-    <w:p>
-      <w:r>
-        <w:t xml:space="preserve">    int index = 0;</w:t>
-      </w:r>
-    </w:p>
-    <w:p>
-      <w:r>
-        <w:t xml:space="preserve">    for (ArrayList&lt;Integer&gt; bucket : buckets) {</w:t>
-      </w:r>
-    </w:p>
-    <w:p>
-      <w:r>
-        <w:t xml:space="preserve">        for (int num : bucket) {</w:t>
-      </w:r>
-    </w:p>
-    <w:p>
-      <w:r>
-        <w:t xml:space="preserve">            arr[index++] = num;</w:t>
-      </w:r>
-    </w:p>
-    <w:p>
-      <w:r>
-        <w:t xml:space="preserve">        }</w:t>
-      </w:r>
-    </w:p>
-    <w:p>
-      <w:r>
-        <w:t xml:space="preserve">    }</w:t>
-      </w:r>
-    </w:p>
-    <w:p>
-      <w:r>
-        <w:t>}</w:t>
-      </w:r>
-    </w:p>
-    <w:p/>
-    <w:p/>
-    <w:p/>
-    <w:p/>
-    <w:p/>
-    <w:p/>
-    <w:p/>
-    <w:p/>
-    <w:p/>
-    <w:p/>
-    <w:p/>
-    <w:p/>
-    <w:p/>
-    <w:p/>
-    <w:p/>
-    <w:p>
-      <w:pPr>
-        <w:rPr>
-          <w:b/>
-          <w:bCs/>
-        </w:rPr>
-      </w:pPr>
-      <w:r>
-        <w:rPr>
-          <w:b/>
-          <w:bCs/>
-        </w:rPr>
-        <w:lastRenderedPageBreak/>
+    <w:p/>
+    <w:p/>
+    <w:p/>
+    <w:p/>
+    <w:p/>
+    <w:p/>
+    <w:p/>
+    <w:p/>
+    <w:p/>
+    <w:p/>
+    <w:p/>
+    <w:p/>
+    <w:p/>
+    <w:p/>
+    <w:p/>
+    <w:p>
+      <w:pPr>
+        <w:rPr>
+          <w:b/>
+          <w:bCs/>
+        </w:rPr>
+      </w:pPr>
+      <w:r>
+        <w:rPr>
+          <w:b/>
+          <w:bCs/>
+        </w:rPr>
         <w:t>10)SHELL SORT :</w:t>
       </w:r>
     </w:p>
@@ -2434,6 +3308,7 @@
     </w:p>
     <w:p>
       <w:r>
+        <w:lastRenderedPageBreak/>
         <w:tab/>
       </w:r>
       <w:r>
@@ -2480,6 +3355,126 @@
     </w:sectPr>
   </w:body>
 </w:document>
+</file>
+
+<file path=word/numbering.xml><?xml version="1.0" encoding="utf-8"?>
+<w:numbering xmlns:wpc="http://schemas.microsoft.com/office/word/2010/wordprocessingCanvas" xmlns:cx="http://schemas.microsoft.com/office/drawing/2014/chartex" xmlns:cx1="http://schemas.microsoft.com/office/drawing/2015/9/8/chartex" xmlns:cx2="http://schemas.microsoft.com/office/drawing/2015/10/21/chartex" xmlns:cx3="http://schemas.microsoft.com/office/drawing/2016/5/9/chartex" xmlns:cx4="http://schemas.microsoft.com/office/drawing/2016/5/10/chartex" xmlns:cx5="http://schemas.microsoft.com/office/drawing/2016/5/11/chartex" xmlns:cx6="http://schemas.microsoft.com/office/drawing/2016/5/12/chartex" xmlns:cx7="http://schemas.microsoft.com/office/drawing/2016/5/13/chartex" xmlns:cx8="http://schemas.microsoft.com/office/drawing/2016/5/14/chartex" xmlns:mc="http://schemas.openxmlformats.org/markup-compatibility/2006" xmlns:aink="http://schemas.microsoft.com/office/drawing/2016/ink" xmlns:am3d="http://schemas.microsoft.com/office/drawing/2017/model3d" xmlns:o="urn:schemas-microsoft-com:office:office" xmlns:oel="http://schemas.microsoft.com/office/2019/extlst" xmlns:r="http://schemas.openxmlformats.org/officeDocument/2006/relationships" xmlns:m="http://schemas.openxmlformats.org/officeDocument/2006/math" xmlns:v="urn:schemas-microsoft-com:vml" xmlns:wp14="http://schemas.microsoft.com/office/word/2010/wordprocessingDrawing" xmlns:wp="http://schemas.openxmlformats.org/drawingml/2006/wordprocessingDrawing" xmlns:w10="urn:schemas-microsoft-com:office:word" xmlns:w="http://schemas.openxmlformats.org/wordprocessingml/2006/main" xmlns:w14="http://schemas.microsoft.com/office/word/2010/wordml" xmlns:w15="http://schemas.microsoft.com/office/word/2012/wordml" xmlns:w16cex="http://schemas.microsoft.com/office/word/2018/wordml/cex" xmlns:w16cid="http://schemas.microsoft.com/office/word/2016/wordml/cid" xmlns:w16="http://schemas.microsoft.com/office/word/2018/wordml" xmlns:w16du="http://schemas.microsoft.com/office/word/2023/wordml/word16du" xmlns:w16sdtdh="http://schemas.microsoft.com/office/word/2020/wordml/sdtdatahash" xmlns:w16sdtfl="http://schemas.microsoft.com/office/word/2024/wordml/sdtformatlock" xmlns:w16se="http://schemas.microsoft.com/office/word/2015/wordml/symex" xmlns:wpg="http://schemas.microsoft.com/office/word/2010/wordprocessingGroup" xmlns:wpi="http://schemas.microsoft.com/office/word/2010/wordprocessingInk" xmlns:wne="http://schemas.microsoft.com/office/word/2006/wordml" xmlns:wps="http://schemas.microsoft.com/office/word/2010/wordprocessingShape" mc:Ignorable="w14 w15 w16se w16cid w16 w16cex w16sdtdh w16sdtfl w16du wp14">
+  <w:abstractNum w:abstractNumId="0" w15:restartNumberingAfterBreak="0">
+    <w:nsid w:val="4EB008C2"/>
+    <w:multiLevelType w:val="hybridMultilevel"/>
+    <w:tmpl w:val="B3A68DDA"/>
+    <w:lvl w:ilvl="0" w:tplc="018A7D34">
+      <w:numFmt w:val="bullet"/>
+      <w:lvlText w:val=""/>
+      <w:lvlJc w:val="left"/>
+      <w:pPr>
+        <w:ind w:left="720" w:hanging="360"/>
+      </w:pPr>
+      <w:rPr>
+        <w:rFonts w:ascii="Wingdings" w:eastAsiaTheme="minorHAnsi" w:hAnsi="Wingdings" w:cstheme="minorBidi" w:hint="default"/>
+      </w:rPr>
+    </w:lvl>
+    <w:lvl w:ilvl="1" w:tplc="40090003" w:tentative="1">
+      <w:start w:val="1"/>
+      <w:numFmt w:val="bullet"/>
+      <w:lvlText w:val="o"/>
+      <w:lvlJc w:val="left"/>
+      <w:pPr>
+        <w:ind w:left="1440" w:hanging="360"/>
+      </w:pPr>
+      <w:rPr>
+        <w:rFonts w:ascii="Courier New" w:hAnsi="Courier New" w:cs="Courier New" w:hint="default"/>
+      </w:rPr>
+    </w:lvl>
+    <w:lvl w:ilvl="2" w:tplc="40090005" w:tentative="1">
+      <w:start w:val="1"/>
+      <w:numFmt w:val="bullet"/>
+      <w:lvlText w:val=""/>
+      <w:lvlJc w:val="left"/>
+      <w:pPr>
+        <w:ind w:left="2160" w:hanging="360"/>
+      </w:pPr>
+      <w:rPr>
+        <w:rFonts w:ascii="Wingdings" w:hAnsi="Wingdings" w:hint="default"/>
+      </w:rPr>
+    </w:lvl>
+    <w:lvl w:ilvl="3" w:tplc="40090001" w:tentative="1">
+      <w:start w:val="1"/>
+      <w:numFmt w:val="bullet"/>
+      <w:lvlText w:val=""/>
+      <w:lvlJc w:val="left"/>
+      <w:pPr>
+        <w:ind w:left="2880" w:hanging="360"/>
+      </w:pPr>
+      <w:rPr>
+        <w:rFonts w:ascii="Symbol" w:hAnsi="Symbol" w:hint="default"/>
+      </w:rPr>
+    </w:lvl>
+    <w:lvl w:ilvl="4" w:tplc="40090003" w:tentative="1">
+      <w:start w:val="1"/>
+      <w:numFmt w:val="bullet"/>
+      <w:lvlText w:val="o"/>
+      <w:lvlJc w:val="left"/>
+      <w:pPr>
+        <w:ind w:left="3600" w:hanging="360"/>
+      </w:pPr>
+      <w:rPr>
+        <w:rFonts w:ascii="Courier New" w:hAnsi="Courier New" w:cs="Courier New" w:hint="default"/>
+      </w:rPr>
+    </w:lvl>
+    <w:lvl w:ilvl="5" w:tplc="40090005" w:tentative="1">
+      <w:start w:val="1"/>
+      <w:numFmt w:val="bullet"/>
+      <w:lvlText w:val=""/>
+      <w:lvlJc w:val="left"/>
+      <w:pPr>
+        <w:ind w:left="4320" w:hanging="360"/>
+      </w:pPr>
+      <w:rPr>
+        <w:rFonts w:ascii="Wingdings" w:hAnsi="Wingdings" w:hint="default"/>
+      </w:rPr>
+    </w:lvl>
+    <w:lvl w:ilvl="6" w:tplc="40090001" w:tentative="1">
+      <w:start w:val="1"/>
+      <w:numFmt w:val="bullet"/>
+      <w:lvlText w:val=""/>
+      <w:lvlJc w:val="left"/>
+      <w:pPr>
+        <w:ind w:left="5040" w:hanging="360"/>
+      </w:pPr>
+      <w:rPr>
+        <w:rFonts w:ascii="Symbol" w:hAnsi="Symbol" w:hint="default"/>
+      </w:rPr>
+    </w:lvl>
+    <w:lvl w:ilvl="7" w:tplc="40090003" w:tentative="1">
+      <w:start w:val="1"/>
+      <w:numFmt w:val="bullet"/>
+      <w:lvlText w:val="o"/>
+      <w:lvlJc w:val="left"/>
+      <w:pPr>
+        <w:ind w:left="5760" w:hanging="360"/>
+      </w:pPr>
+      <w:rPr>
+        <w:rFonts w:ascii="Courier New" w:hAnsi="Courier New" w:cs="Courier New" w:hint="default"/>
+      </w:rPr>
+    </w:lvl>
+    <w:lvl w:ilvl="8" w:tplc="40090005" w:tentative="1">
+      <w:start w:val="1"/>
+      <w:numFmt w:val="bullet"/>
+      <w:lvlText w:val=""/>
+      <w:lvlJc w:val="left"/>
+      <w:pPr>
+        <w:ind w:left="6480" w:hanging="360"/>
+      </w:pPr>
+      <w:rPr>
+        <w:rFonts w:ascii="Wingdings" w:hAnsi="Wingdings" w:hint="default"/>
+      </w:rPr>
+    </w:lvl>
+  </w:abstractNum>
+  <w:num w:numId="1" w16cid:durableId="1080908805">
+    <w:abstractNumId w:val="0"/>
+  </w:num>
+</w:numbering>
 </file>
 
 <file path=word/styles.xml><?xml version="1.0" encoding="utf-8"?>
@@ -3399,6 +4394,25 @@
       <w:spacing w:val="5"/>
     </w:rPr>
   </w:style>
+  <w:style w:type="table" w:styleId="TableGrid">
+    <w:name w:val="Table Grid"/>
+    <w:basedOn w:val="TableNormal"/>
+    <w:uiPriority w:val="39"/>
+    <w:rsid w:val="008D2B68"/>
+    <w:pPr>
+      <w:spacing w:after="0" w:line="240" w:lineRule="auto"/>
+    </w:pPr>
+    <w:tblPr>
+      <w:tblBorders>
+        <w:top w:val="single" w:sz="4" w:space="0" w:color="auto"/>
+        <w:left w:val="single" w:sz="4" w:space="0" w:color="auto"/>
+        <w:bottom w:val="single" w:sz="4" w:space="0" w:color="auto"/>
+        <w:right w:val="single" w:sz="4" w:space="0" w:color="auto"/>
+        <w:insideH w:val="single" w:sz="4" w:space="0" w:color="auto"/>
+        <w:insideV w:val="single" w:sz="4" w:space="0" w:color="auto"/>
+      </w:tblBorders>
+    </w:tblPr>
+  </w:style>
 </w:styles>
 </file>
 
